--- a/svoyo-delo/대본/4부/11화_Kristina_zvonit.docx
+++ b/svoyo-delo/대본/4부/11화_Kristina_zvonit.docx
@@ -388,7 +388,7 @@
         <w:t xml:space="preserve"> </w:t>
       </w:r>
       <w:r>
-        <w:t xml:space="preserve">- 규칙: 지문 없음. 전 화 100% 「화자명: 대사」. 1턴 15단어 이내 + 긴 턴 10~15회(25~35단어). 문법 초점(B2): 부탁(Помогите. Не мне — девочкам), 대조 동사(не признаём — лечим), 공문 문구(безвозмездно, без признания ответственности), 결정 통보(Я не спрашиваю… Я сообщаю).</w:t>
+        <w:t xml:space="preserve">- 규칙: 지문 없음. 전 화 100% 「화자명: 대사」. 1턴 20단어 이내 + 긴 턴 10~15회(30~50단어). 문법 초점(B2): 부탁(Помогите. Не мне — девочкам), 대조 동사(не признаём — лечим), 공문 문구(безвозмездно, без признания ответственности), 결정 통보(Я не спрашиваю… Я сообщаю).</w:t>
       </w:r>
       <w:r>
         <w:t xml:space="preserve"> </w:t>
@@ -1317,119 +1317,119 @@
         <w:pStyle w:val="FirstParagraph"/>
       </w:pPr>
       <w:r>
-        <w:t xml:space="preserve">DIMA: Да. Кристина? Одиннадцать ночи. Что случилось?</w:t>
-      </w:r>
-    </w:p>
-    <w:p>
-      <w:pPr>
-        <w:pStyle w:val="BodyText"/>
-      </w:pPr>
-      <w:r>
-        <w:t xml:space="preserve">KRISTINA: Дима, помогите. Пожалуйста. Не мне. Девочкам.</w:t>
-      </w:r>
-    </w:p>
-    <w:p>
-      <w:pPr>
-        <w:pStyle w:val="BodyText"/>
-      </w:pPr>
-      <w:r>
-        <w:t xml:space="preserve">DIMA: Каким девочкам? Говорите медленно.</w:t>
-      </w:r>
-    </w:p>
-    <w:p>
-      <w:pPr>
-        <w:pStyle w:val="BodyText"/>
-      </w:pPr>
-      <w:r>
-        <w:t xml:space="preserve">KRISTINA: Мои клиентки. И клиентки моих мастеров. Семь человек. У всех узлы. Через три-четыре месяца после укола. Я не знаю, что делать. Мне никто не отвечает.</w:t>
-      </w:r>
-    </w:p>
-    <w:p>
-      <w:pPr>
-        <w:pStyle w:val="BodyText"/>
-      </w:pPr>
-      <w:r>
-        <w:t xml:space="preserve">DIMA: Узлы. Где? На губах?</w:t>
-      </w:r>
-    </w:p>
-    <w:p>
-      <w:pPr>
-        <w:pStyle w:val="BodyText"/>
-      </w:pPr>
-      <w:r>
-        <w:t xml:space="preserve">KRISTINA: Губы, носогубки, у одной — скулы. Твёрдые. Болят. Краснеют.</w:t>
-      </w:r>
-    </w:p>
-    <w:p>
-      <w:pPr>
-        <w:pStyle w:val="BodyText"/>
-      </w:pPr>
-      <w:r>
-        <w:t xml:space="preserve">DIMA: Когда кололи? Каким гелем?</w:t>
-      </w:r>
-    </w:p>
-    <w:p>
-      <w:pPr>
-        <w:pStyle w:val="BodyText"/>
-      </w:pPr>
-      <w:r>
-        <w:t xml:space="preserve">KRISTINA: Зимой. Гелем от Артура. Тем, что «с русской наклейкой». Я сама колола троих.</w:t>
-      </w:r>
-    </w:p>
-    <w:p>
-      <w:pPr>
-        <w:pStyle w:val="BodyText"/>
-      </w:pPr>
-      <w:r>
-        <w:t xml:space="preserve">DIMA: Артуру вы звонили?</w:t>
-      </w:r>
-    </w:p>
-    <w:p>
-      <w:pPr>
-        <w:pStyle w:val="BodyText"/>
-      </w:pPr>
-      <w:r>
-        <w:t xml:space="preserve">KRISTINA: Звонила. Он сказал: «Не мои проблемы. Ты колола — ты и лечи». И заблокировал.</w:t>
-      </w:r>
-    </w:p>
-    <w:p>
-      <w:pPr>
-        <w:pStyle w:val="BodyText"/>
-      </w:pPr>
-      <w:r>
-        <w:t xml:space="preserve">DIMA: Кристина, у кого-то температура? Отёк, который растёт? Что-то срочное прямо сейчас?</w:t>
-      </w:r>
-    </w:p>
-    <w:p>
-      <w:pPr>
-        <w:pStyle w:val="BodyText"/>
-      </w:pPr>
-      <w:r>
-        <w:t xml:space="preserve">KRISTINA: Нет. Не срочное. Просто больно. И страшно. Им — и мне.</w:t>
-      </w:r>
-    </w:p>
-    <w:p>
-      <w:pPr>
-        <w:pStyle w:val="BodyText"/>
-      </w:pPr>
-      <w:r>
-        <w:t xml:space="preserve">DIMA: Тогда слушайте. Завтра в девять — к нам. С фотографиями. Без фамилий. Можете?</w:t>
-      </w:r>
-    </w:p>
-    <w:p>
-      <w:pPr>
-        <w:pStyle w:val="BodyText"/>
-      </w:pPr>
-      <w:r>
-        <w:t xml:space="preserve">KRISTINA: Могу. Дима… Мне ещё пришла повестка. Следователь. В понедельник.</w:t>
-      </w:r>
-    </w:p>
-    <w:p>
-      <w:pPr>
-        <w:pStyle w:val="BodyText"/>
-      </w:pPr>
-      <w:r>
-        <w:t xml:space="preserve">DIMA: Про повестку не могу. Это правило. Про девочек — могу. Завтра в девять.</w:t>
+        <w:t xml:space="preserve">DIMA: Да, слушаю. Кристина, это вы? Сейчас одиннадцать ночи, так что у вас, наверное, что-то случилось?</w:t>
+      </w:r>
+    </w:p>
+    <w:p>
+      <w:pPr>
+        <w:pStyle w:val="BodyText"/>
+      </w:pPr>
+      <w:r>
+        <w:t xml:space="preserve">KRISTINA: Дима, помогите, пожалуйста. Помогите не мне, а моим девочкам.</w:t>
+      </w:r>
+    </w:p>
+    <w:p>
+      <w:pPr>
+        <w:pStyle w:val="BodyText"/>
+      </w:pPr>
+      <w:r>
+        <w:t xml:space="preserve">DIMA: Каким девочкам, Кристина? Говорите, пожалуйста, медленно и по порядку, я слушаю.</w:t>
+      </w:r>
+    </w:p>
+    <w:p>
+      <w:pPr>
+        <w:pStyle w:val="BodyText"/>
+      </w:pPr>
+      <w:r>
+        <w:t xml:space="preserve">KRISTINA: Мои клиентки и клиентки моих мастеров, всего семь человек. У всех узлы, через три-четыре месяца после укола. Я не знаю, что делать, и мне никто не отвечает, кому бы я ни звонила.</w:t>
+      </w:r>
+    </w:p>
+    <w:p>
+      <w:pPr>
+        <w:pStyle w:val="BodyText"/>
+      </w:pPr>
+      <w:r>
+        <w:t xml:space="preserve">DIMA: Узлы, говорите? А где именно они появились, на губах?</w:t>
+      </w:r>
+    </w:p>
+    <w:p>
+      <w:pPr>
+        <w:pStyle w:val="BodyText"/>
+      </w:pPr>
+      <w:r>
+        <w:t xml:space="preserve">KRISTINA: На губах, в носогубках, а у одной на скулах. Они твёрдые, болят и краснеют.</w:t>
+      </w:r>
+    </w:p>
+    <w:p>
+      <w:pPr>
+        <w:pStyle w:val="BodyText"/>
+      </w:pPr>
+      <w:r>
+        <w:t xml:space="preserve">DIMA: Когда их кололи и каким гелем?</w:t>
+      </w:r>
+    </w:p>
+    <w:p>
+      <w:pPr>
+        <w:pStyle w:val="BodyText"/>
+      </w:pPr>
+      <w:r>
+        <w:t xml:space="preserve">KRISTINA: Зимой, гелем от Артура, тем самым, который «с русской наклейкой». Троих я колола сама.</w:t>
+      </w:r>
+    </w:p>
+    <w:p>
+      <w:pPr>
+        <w:pStyle w:val="BodyText"/>
+      </w:pPr>
+      <w:r>
+        <w:t xml:space="preserve">DIMA: А Артуру вы уже звонили, раз это его гель?</w:t>
+      </w:r>
+    </w:p>
+    <w:p>
+      <w:pPr>
+        <w:pStyle w:val="BodyText"/>
+      </w:pPr>
+      <w:r>
+        <w:t xml:space="preserve">KRISTINA: Звонила. Он сказал: «Не мои проблемы. Ты колола — ты и лечи». И сразу меня заблокировал.</w:t>
+      </w:r>
+    </w:p>
+    <w:p>
+      <w:pPr>
+        <w:pStyle w:val="BodyText"/>
+      </w:pPr>
+      <w:r>
+        <w:t xml:space="preserve">DIMA: Кристина, у кого-нибудь есть температура или отёк, который растёт? Что-то срочное прямо сейчас?</w:t>
+      </w:r>
+    </w:p>
+    <w:p>
+      <w:pPr>
+        <w:pStyle w:val="BodyText"/>
+      </w:pPr>
+      <w:r>
+        <w:t xml:space="preserve">KRISTINA: Нет, ничего срочного. Им просто больно и страшно, и мне тоже страшно.</w:t>
+      </w:r>
+    </w:p>
+    <w:p>
+      <w:pPr>
+        <w:pStyle w:val="BodyText"/>
+      </w:pPr>
+      <w:r>
+        <w:t xml:space="preserve">DIMA: Тогда слушайте. Завтра в девять приезжайте к нам с фотографиями, только без фамилий. Сможете?</w:t>
+      </w:r>
+    </w:p>
+    <w:p>
+      <w:pPr>
+        <w:pStyle w:val="BodyText"/>
+      </w:pPr>
+      <w:r>
+        <w:t xml:space="preserve">KRISTINA: Смогу, конечно. Дима, мне ещё пришла повестка к следователю, на понедельник.</w:t>
+      </w:r>
+    </w:p>
+    <w:p>
+      <w:pPr>
+        <w:pStyle w:val="BodyText"/>
+      </w:pPr>
+      <w:r>
+        <w:t xml:space="preserve">DIMA: Про повестку я говорить не могу, таково правило. А про девочек могу. Значит, завтра в девять.</w:t>
       </w:r>
     </w:p>
     <w:bookmarkEnd w:id="21"/>
@@ -1447,271 +1447,271 @@
         <w:pStyle w:val="FirstParagraph"/>
       </w:pPr>
       <w:r>
-        <w:t xml:space="preserve">KRISTINA: Вот. Семь фотографий. Имена — только первые. Даты уколов. Кто колол.</w:t>
-      </w:r>
-    </w:p>
-    <w:p>
-      <w:pPr>
-        <w:pStyle w:val="BodyText"/>
-      </w:pPr>
-      <w:r>
-        <w:t xml:space="preserve">KORNILOVA: Дайте мне. Не говорите пока. Я смотрю.</w:t>
-      </w:r>
-    </w:p>
-    <w:p>
-      <w:pPr>
-        <w:pStyle w:val="BodyText"/>
-      </w:pPr>
-      <w:r>
-        <w:t xml:space="preserve">ZAYTSEV: Кристина, одно правило. Здесь мы говорим только о здоровье ваших клиенток. Не о деле, не о повестке, не о поставщике. Это защищает и вас, и нас. Понятно?</w:t>
-      </w:r>
-    </w:p>
-    <w:p>
-      <w:pPr>
-        <w:pStyle w:val="BodyText"/>
-      </w:pPr>
-      <w:r>
-        <w:t xml:space="preserve">KRISTINA: Понятно. Дима мне вчера сказал то же самое. Три раза.</w:t>
-      </w:r>
-    </w:p>
-    <w:p>
-      <w:pPr>
-        <w:pStyle w:val="BodyText"/>
-      </w:pPr>
-      <w:r>
-        <w:t xml:space="preserve">KORNILOVA: Вика. Губы. Два узла, плотные. Это поздняя реакция. Похоже на гель с остатком сшивающего агента. Как в протоколе Галиева. Такое не проходит само — его нужно растворять.</w:t>
-      </w:r>
-    </w:p>
-    <w:p>
-      <w:pPr>
-        <w:pStyle w:val="BodyText"/>
-      </w:pPr>
-      <w:r>
-        <w:t xml:space="preserve">IRINA: Кристина, у вас есть коробки? Хоть одна?</w:t>
-      </w:r>
-    </w:p>
-    <w:p>
-      <w:pPr>
-        <w:pStyle w:val="BodyText"/>
-      </w:pPr>
-      <w:r>
-        <w:t xml:space="preserve">KRISTINA: Есть. Я теперь всё храню. После эфира. Четыре коробки. Две — с вашей наклейкой. Две — итальянские.</w:t>
-      </w:r>
-    </w:p>
-    <w:p>
-      <w:pPr>
-        <w:pStyle w:val="BodyText"/>
-      </w:pPr>
-      <w:r>
-        <w:t xml:space="preserve">OLGA: Итальянские. Волков.</w:t>
-      </w:r>
-    </w:p>
-    <w:p>
-      <w:pPr>
-        <w:pStyle w:val="BodyText"/>
-      </w:pPr>
-      <w:r>
-        <w:t xml:space="preserve">KRISTINA: Это бренд Волкова? Я не знала. Артур говорил — «Италия, премиум».</w:t>
-      </w:r>
-    </w:p>
-    <w:p>
-      <w:pPr>
-        <w:pStyle w:val="BodyText"/>
-      </w:pPr>
-      <w:r>
-        <w:t xml:space="preserve">KORNILOVA: Остальные фото. Носогубки — то же самое. Скулы — хуже, там глубоко, у самой кости. У двух — лёгкое. Пройдёт само, но смотреть надо обязательно. Каждые две недели.</w:t>
-      </w:r>
-    </w:p>
-    <w:p>
-      <w:pPr>
-        <w:pStyle w:val="BodyText"/>
-      </w:pPr>
-      <w:r>
-        <w:t xml:space="preserve">ALEKSEY: Елена Викторовна, что им нужно?</w:t>
-      </w:r>
-    </w:p>
-    <w:p>
-      <w:pPr>
-        <w:pStyle w:val="BodyText"/>
-      </w:pPr>
-      <w:r>
-        <w:t xml:space="preserve">KORNILOVA: Осмотр. Ультразвук. Фермент — у пяти. Иногда антибиотик. И наблюдение три месяца. Не один день.</w:t>
-      </w:r>
-    </w:p>
-    <w:p>
-      <w:pPr>
-        <w:pStyle w:val="BodyText"/>
-      </w:pPr>
-      <w:r>
-        <w:t xml:space="preserve">IRINA: Сколько это стоит? Хотя бы примерно.</w:t>
-      </w:r>
-    </w:p>
-    <w:p>
-      <w:pPr>
-        <w:pStyle w:val="BodyText"/>
-      </w:pPr>
-      <w:r>
-        <w:t xml:space="preserve">KORNILOVA: Если по моему прайсу — около тридцати тысяч на человека. Если по себестоимости — двенадцать.</w:t>
-      </w:r>
-    </w:p>
-    <w:p>
-      <w:pPr>
-        <w:pStyle w:val="BodyText"/>
-      </w:pPr>
-      <w:r>
-        <w:t xml:space="preserve">IRINA: Семь человек. По себестоимости — восемьдесят четыре тысячи. Плюс наблюдение. Около ста двадцати.</w:t>
-      </w:r>
-    </w:p>
-    <w:p>
-      <w:pPr>
-        <w:pStyle w:val="BodyText"/>
-      </w:pPr>
-      <w:r>
-        <w:t xml:space="preserve">KRISTINA: У меня есть деньги. Я заплачу. Это мои девочки.</w:t>
-      </w:r>
-    </w:p>
-    <w:p>
-      <w:pPr>
-        <w:pStyle w:val="BodyText"/>
-      </w:pPr>
-      <w:r>
-        <w:t xml:space="preserve">ALEKSEY: Нет. Вы заплатите за свои ошибки по-другому. Не деньгами.</w:t>
-      </w:r>
-    </w:p>
-    <w:p>
-      <w:pPr>
-        <w:pStyle w:val="BodyText"/>
-      </w:pPr>
-      <w:r>
-        <w:t xml:space="preserve">KRISTINA: Как?</w:t>
-      </w:r>
-    </w:p>
-    <w:p>
-      <w:pPr>
-        <w:pStyle w:val="BodyText"/>
-      </w:pPr>
-      <w:r>
-        <w:t xml:space="preserve">ALEKSEY: Вы приведёте их сами. И будете рядом весь день. Они верят вам, а не нам.</w:t>
-      </w:r>
-    </w:p>
-    <w:p>
-      <w:pPr>
-        <w:pStyle w:val="BodyText"/>
-      </w:pPr>
-      <w:r>
-        <w:t xml:space="preserve">KRISTINA: Они меня ненавидят. Две не берут трубку.</w:t>
-      </w:r>
-    </w:p>
-    <w:p>
-      <w:pPr>
-        <w:pStyle w:val="BodyText"/>
-      </w:pPr>
-      <w:r>
-        <w:t xml:space="preserve">DIMA: Пять берут. Это уже больше половины.</w:t>
-      </w:r>
-    </w:p>
-    <w:p>
-      <w:pPr>
-        <w:pStyle w:val="BodyText"/>
-      </w:pPr>
-      <w:r>
-        <w:t xml:space="preserve">OLGA: Где принимать? Колоть фермент — это медицина. Нужна лицензия.</w:t>
-      </w:r>
-    </w:p>
-    <w:p>
-      <w:pPr>
-        <w:pStyle w:val="BodyText"/>
-      </w:pPr>
-      <w:r>
-        <w:t xml:space="preserve">ALINA: У меня. Сокольники. Суббота, с девяти. Две процедурные, ультразвук. Я позвоню своей медсестре.</w:t>
-      </w:r>
-    </w:p>
-    <w:p>
-      <w:pPr>
-        <w:pStyle w:val="BodyText"/>
-      </w:pPr>
-      <w:r>
-        <w:t xml:space="preserve">KORNILOVA: Алина, вы же в субботу ведёте группу.</w:t>
-      </w:r>
-    </w:p>
-    <w:p>
-      <w:pPr>
-        <w:pStyle w:val="BodyText"/>
-      </w:pPr>
-      <w:r>
-        <w:t xml:space="preserve">ALINA: Группу перенесу. Пусть придут смотреть. Это лучший урок, какой я могу дать.</w:t>
-      </w:r>
-    </w:p>
-    <w:p>
-      <w:pPr>
-        <w:pStyle w:val="BodyText"/>
-      </w:pPr>
-      <w:r>
-        <w:t xml:space="preserve">ZAYTSEV: Подождите. Платить за чужие подделки — юридически мы признаём вину?</w:t>
-      </w:r>
-    </w:p>
-    <w:p>
-      <w:pPr>
-        <w:pStyle w:val="BodyText"/>
-      </w:pPr>
-      <w:r>
-        <w:t xml:space="preserve">OLGA: Артём, мы не признаём. Мы лечим. Это разные глаголы.</w:t>
-      </w:r>
-    </w:p>
-    <w:p>
-      <w:pPr>
-        <w:pStyle w:val="BodyText"/>
-      </w:pPr>
-      <w:r>
-        <w:t xml:space="preserve">ZAYTSEV: Тогда в каждом согласии пишем: «Помощь оказывается безвозмездно, без признания ответственности». Без этой фразы — не начинаем. Ни одной пациентки. Даже если она очень сильно просит.</w:t>
-      </w:r>
-    </w:p>
-    <w:p>
-      <w:pPr>
-        <w:pStyle w:val="BodyText"/>
-      </w:pPr>
-      <w:r>
-        <w:t xml:space="preserve">IRINA: Записала. Согласие, фраза, подпись пациентки.</w:t>
-      </w:r>
-    </w:p>
-    <w:p>
-      <w:pPr>
-        <w:pStyle w:val="BodyText"/>
-      </w:pPr>
-      <w:r>
-        <w:t xml:space="preserve">KRISTINA: Почему вы мне помогаете? Я же вас… в эфире… сначала говорила, что вы врёте.</w:t>
-      </w:r>
-    </w:p>
-    <w:p>
-      <w:pPr>
-        <w:pStyle w:val="BodyText"/>
-      </w:pPr>
-      <w:r>
-        <w:t xml:space="preserve">ALEKSEY: Мы помогаем не вам. Мы помогаем Вике. И ещё шести.</w:t>
-      </w:r>
-    </w:p>
-    <w:p>
-      <w:pPr>
-        <w:pStyle w:val="BodyText"/>
-      </w:pPr>
-      <w:r>
-        <w:t xml:space="preserve">KRISTINA: А если бы я не позвонила?</w:t>
-      </w:r>
-    </w:p>
-    <w:p>
-      <w:pPr>
-        <w:pStyle w:val="BodyText"/>
-      </w:pPr>
-      <w:r>
-        <w:t xml:space="preserve">DIMA: Тогда через месяц позвонила бы Вика. Ночью. Зое. Мы бы всё равно помогли. Только позже.</w:t>
-      </w:r>
-    </w:p>
-    <w:p>
-      <w:pPr>
-        <w:pStyle w:val="BodyText"/>
-      </w:pPr>
-      <w:r>
-        <w:t xml:space="preserve">KORNILOVA: Позже — значит хуже. Узлы не любят ждать. Так что спасибо, что позвонили, Кристина.</w:t>
+        <w:t xml:space="preserve">KRISTINA: Вот семь фотографий. Здесь только имена, даты уколов и кто колол.</w:t>
+      </w:r>
+    </w:p>
+    <w:p>
+      <w:pPr>
+        <w:pStyle w:val="BodyText"/>
+      </w:pPr>
+      <w:r>
+        <w:t xml:space="preserve">KORNILOVA: Дайте мне их. И пока ничего не говорите, я смотрю.</w:t>
+      </w:r>
+    </w:p>
+    <w:p>
+      <w:pPr>
+        <w:pStyle w:val="BodyText"/>
+      </w:pPr>
+      <w:r>
+        <w:t xml:space="preserve">ZAYTSEV: Кристина, у нас одно правило. Здесь мы говорим только о здоровье ваших клиенток, а не о деле, не о повестке и не о поставщике. Это защищает и вас, и нас. Вам понятно?</w:t>
+      </w:r>
+    </w:p>
+    <w:p>
+      <w:pPr>
+        <w:pStyle w:val="BodyText"/>
+      </w:pPr>
+      <w:r>
+        <w:t xml:space="preserve">KRISTINA: Мне понятно, потому что Дима вчера сказал мне то же самое, причём три раза.</w:t>
+      </w:r>
+    </w:p>
+    <w:p>
+      <w:pPr>
+        <w:pStyle w:val="BodyText"/>
+      </w:pPr>
+      <w:r>
+        <w:t xml:space="preserve">KORNILOVA: Вика, губы. Два плотных узла, это поздняя реакция. Похоже на гель с остатком сшивающего агента, как в протоколе Галиева. Такое не проходит само, его нужно растворять, и чем раньше, тем лучше.</w:t>
+      </w:r>
+    </w:p>
+    <w:p>
+      <w:pPr>
+        <w:pStyle w:val="BodyText"/>
+      </w:pPr>
+      <w:r>
+        <w:t xml:space="preserve">IRINA: Кристина, у вас остались коробки? Хотя бы одна?</w:t>
+      </w:r>
+    </w:p>
+    <w:p>
+      <w:pPr>
+        <w:pStyle w:val="BodyText"/>
+      </w:pPr>
+      <w:r>
+        <w:t xml:space="preserve">KRISTINA: Остались, потому что после эфира я всё храню. Четыре коробки: две с вашей наклейкой, а две итальянские.</w:t>
+      </w:r>
+    </w:p>
+    <w:p>
+      <w:pPr>
+        <w:pStyle w:val="BodyText"/>
+      </w:pPr>
+      <w:r>
+        <w:t xml:space="preserve">OLGA: Итальянские коробки? Значит, это бренд Волкова, больше некому.</w:t>
+      </w:r>
+    </w:p>
+    <w:p>
+      <w:pPr>
+        <w:pStyle w:val="BodyText"/>
+      </w:pPr>
+      <w:r>
+        <w:t xml:space="preserve">KRISTINA: Это бренд Волкова? Я об этом не знала, ведь Артур говорил мне: «Италия, премиум».</w:t>
+      </w:r>
+    </w:p>
+    <w:p>
+      <w:pPr>
+        <w:pStyle w:val="BodyText"/>
+      </w:pPr>
+      <w:r>
+        <w:t xml:space="preserve">KORNILOVA: Теперь остальные фото. В носогубках то же самое. На скулах хуже, потому что глубоко, у самой кости. А у двух всё лёгкое: пройдёт само, но смотреть надо обязательно, каждые две недели.</w:t>
+      </w:r>
+    </w:p>
+    <w:p>
+      <w:pPr>
+        <w:pStyle w:val="BodyText"/>
+      </w:pPr>
+      <w:r>
+        <w:t xml:space="preserve">ALEKSEY: Елена Викторовна, что им сейчас нужно?</w:t>
+      </w:r>
+    </w:p>
+    <w:p>
+      <w:pPr>
+        <w:pStyle w:val="BodyText"/>
+      </w:pPr>
+      <w:r>
+        <w:t xml:space="preserve">KORNILOVA: Осмотр, ультразвук и фермент у пяти. Иногда нужен антибиотик. И наблюдение три месяца, а не один день.</w:t>
+      </w:r>
+    </w:p>
+    <w:p>
+      <w:pPr>
+        <w:pStyle w:val="BodyText"/>
+      </w:pPr>
+      <w:r>
+        <w:t xml:space="preserve">IRINA: А сколько это будет стоить, хотя бы примерно?</w:t>
+      </w:r>
+    </w:p>
+    <w:p>
+      <w:pPr>
+        <w:pStyle w:val="BodyText"/>
+      </w:pPr>
+      <w:r>
+        <w:t xml:space="preserve">KORNILOVA: Если по моему прайсу, около тридцати тысяч на человека. А если по себестоимости, то двенадцать.</w:t>
+      </w:r>
+    </w:p>
+    <w:p>
+      <w:pPr>
+        <w:pStyle w:val="BodyText"/>
+      </w:pPr>
+      <w:r>
+        <w:t xml:space="preserve">IRINA: Семь человек по себестоимости — это восемьдесят четыре тысячи. Плюс наблюдение, итого около ста двадцати.</w:t>
+      </w:r>
+    </w:p>
+    <w:p>
+      <w:pPr>
+        <w:pStyle w:val="BodyText"/>
+      </w:pPr>
+      <w:r>
+        <w:t xml:space="preserve">KRISTINA: У меня есть деньги, и я заплачу. Это ведь мои девочки.</w:t>
+      </w:r>
+    </w:p>
+    <w:p>
+      <w:pPr>
+        <w:pStyle w:val="BodyText"/>
+      </w:pPr>
+      <w:r>
+        <w:t xml:space="preserve">ALEKSEY: Нет. Вы заплатите за свои ошибки по-другому, не деньгами.</w:t>
+      </w:r>
+    </w:p>
+    <w:p>
+      <w:pPr>
+        <w:pStyle w:val="BodyText"/>
+      </w:pPr>
+      <w:r>
+        <w:t xml:space="preserve">KRISTINA: А как же тогда я должна заплатить?</w:t>
+      </w:r>
+    </w:p>
+    <w:p>
+      <w:pPr>
+        <w:pStyle w:val="BodyText"/>
+      </w:pPr>
+      <w:r>
+        <w:t xml:space="preserve">ALEKSEY: Вы приведёте их сами и будете рядом с ними весь день, потому что они верят вам, а не нам.</w:t>
+      </w:r>
+    </w:p>
+    <w:p>
+      <w:pPr>
+        <w:pStyle w:val="BodyText"/>
+      </w:pPr>
+      <w:r>
+        <w:t xml:space="preserve">KRISTINA: Они меня ненавидят, и две из них даже не берут трубку.</w:t>
+      </w:r>
+    </w:p>
+    <w:p>
+      <w:pPr>
+        <w:pStyle w:val="BodyText"/>
+      </w:pPr>
+      <w:r>
+        <w:t xml:space="preserve">DIMA: Зато пять берут, а это уже больше половины.</w:t>
+      </w:r>
+    </w:p>
+    <w:p>
+      <w:pPr>
+        <w:pStyle w:val="BodyText"/>
+      </w:pPr>
+      <w:r>
+        <w:t xml:space="preserve">OLGA: А где мы будем их принимать? Колоть фермент — это медицина, и для этого нужна лицензия.</w:t>
+      </w:r>
+    </w:p>
+    <w:p>
+      <w:pPr>
+        <w:pStyle w:val="BodyText"/>
+      </w:pPr>
+      <w:r>
+        <w:t xml:space="preserve">ALINA: У меня, в Сокольниках, в субботу с девяти. Там две процедурные и ультразвук, и я позвоню своей медсестре.</w:t>
+      </w:r>
+    </w:p>
+    <w:p>
+      <w:pPr>
+        <w:pStyle w:val="BodyText"/>
+      </w:pPr>
+      <w:r>
+        <w:t xml:space="preserve">KORNILOVA: Алина, но ведь в субботу вы ведёте группу.</w:t>
+      </w:r>
+    </w:p>
+    <w:p>
+      <w:pPr>
+        <w:pStyle w:val="BodyText"/>
+      </w:pPr>
+      <w:r>
+        <w:t xml:space="preserve">ALINA: Группу я перенесу, пусть лучше придут смотреть. Это лучший урок, который я могу им дать.</w:t>
+      </w:r>
+    </w:p>
+    <w:p>
+      <w:pPr>
+        <w:pStyle w:val="BodyText"/>
+      </w:pPr>
+      <w:r>
+        <w:t xml:space="preserve">ZAYTSEV: Подождите. Если мы платим за чужие подделки, получается, что юридически мы признаём вину?</w:t>
+      </w:r>
+    </w:p>
+    <w:p>
+      <w:pPr>
+        <w:pStyle w:val="BodyText"/>
+      </w:pPr>
+      <w:r>
+        <w:t xml:space="preserve">OLGA: Артём, мы не признаём. Мы лечим. Это разные глаголы, и разница между ними огромная, поверьте мне как человеку, который двадцать лет работает со словами и знает, как их потом читают в суде.</w:t>
+      </w:r>
+    </w:p>
+    <w:p>
+      <w:pPr>
+        <w:pStyle w:val="BodyText"/>
+      </w:pPr>
+      <w:r>
+        <w:t xml:space="preserve">ZAYTSEV: Тогда в каждом согласии пишем: «Помощь оказывается безвозмездно, без признания ответственности». Без этой фразы мы не начинаем, ни с одной пациенткой, даже если она очень сильно просит. Это моё единственное условие, и оно не обсуждается.</w:t>
+      </w:r>
+    </w:p>
+    <w:p>
+      <w:pPr>
+        <w:pStyle w:val="BodyText"/>
+      </w:pPr>
+      <w:r>
+        <w:t xml:space="preserve">IRINA: Записала: согласие, эта фраза и подпись пациентки.</w:t>
+      </w:r>
+    </w:p>
+    <w:p>
+      <w:pPr>
+        <w:pStyle w:val="BodyText"/>
+      </w:pPr>
+      <w:r>
+        <w:t xml:space="preserve">KRISTINA: Почему вы мне помогаете? Я ведь в эфире сначала говорила, что вы врёте.</w:t>
+      </w:r>
+    </w:p>
+    <w:p>
+      <w:pPr>
+        <w:pStyle w:val="BodyText"/>
+      </w:pPr>
+      <w:r>
+        <w:t xml:space="preserve">ALEKSEY: Мы помогаем не вам, а Вике и ещё шести женщинам.</w:t>
+      </w:r>
+    </w:p>
+    <w:p>
+      <w:pPr>
+        <w:pStyle w:val="BodyText"/>
+      </w:pPr>
+      <w:r>
+        <w:t xml:space="preserve">KRISTINA: А если бы я вам не позвонила?</w:t>
+      </w:r>
+    </w:p>
+    <w:p>
+      <w:pPr>
+        <w:pStyle w:val="BodyText"/>
+      </w:pPr>
+      <w:r>
+        <w:t xml:space="preserve">DIMA: Тогда через месяц ночью позвонила бы Вика, Зое. Мы бы всё равно помогли, только позже.</w:t>
+      </w:r>
+    </w:p>
+    <w:p>
+      <w:pPr>
+        <w:pStyle w:val="BodyText"/>
+      </w:pPr>
+      <w:r>
+        <w:t xml:space="preserve">KORNILOVA: А позже — значит хуже, потому что узлы не любят ждать. Так что спасибо, что вы позвонили, Кристина.</w:t>
       </w:r>
     </w:p>
     <w:p>
@@ -1737,199 +1737,199 @@
         <w:pStyle w:val="FirstParagraph"/>
       </w:pPr>
       <w:r>
-        <w:t xml:space="preserve">ALINA: Следующая. Вика, проходите. Не бойтесь. Здесь никто не будет вас ругать.</w:t>
-      </w:r>
-    </w:p>
-    <w:p>
-      <w:pPr>
-        <w:pStyle w:val="BodyText"/>
-      </w:pPr>
-      <w:r>
-        <w:t xml:space="preserve">VIKA: Здравствуйте. Кристина сказала — бесплатно. Это правда? Я уже ничему не верю.</w:t>
-      </w:r>
-    </w:p>
-    <w:p>
-      <w:pPr>
-        <w:pStyle w:val="BodyText"/>
-      </w:pPr>
-      <w:r>
-        <w:t xml:space="preserve">KORNILOVA: Правда. Вот согласие. Прочитайте. Особенно последнюю строчку.</w:t>
-      </w:r>
-    </w:p>
-    <w:p>
-      <w:pPr>
-        <w:pStyle w:val="BodyText"/>
-      </w:pPr>
-      <w:r>
-        <w:t xml:space="preserve">VIKA: «Без признания ответственности». То есть вы не виноваты?</w:t>
-      </w:r>
-    </w:p>
-    <w:p>
-      <w:pPr>
-        <w:pStyle w:val="BodyText"/>
-      </w:pPr>
-      <w:r>
-        <w:t xml:space="preserve">KORNILOVA: Мы не кололи. Но мы можем помочь. Ложитесь. Ультразвук.</w:t>
-      </w:r>
-    </w:p>
-    <w:p>
-      <w:pPr>
-        <w:pStyle w:val="BodyText"/>
-      </w:pPr>
-      <w:r>
-        <w:t xml:space="preserve">VIKA: Кристина, ты здесь? Ты останешься?</w:t>
-      </w:r>
-    </w:p>
-    <w:p>
-      <w:pPr>
-        <w:pStyle w:val="BodyText"/>
-      </w:pPr>
-      <w:r>
-        <w:t xml:space="preserve">KRISTINA: Я здесь. Весь день. Я никуда не уйду.</w:t>
-      </w:r>
-    </w:p>
-    <w:p>
-      <w:pPr>
-        <w:pStyle w:val="BodyText"/>
-      </w:pPr>
-      <w:r>
-        <w:t xml:space="preserve">VIKA: Ты мне сказала зимой: «Это оригинал, Вика, как у врачей». Помнишь?</w:t>
-      </w:r>
-    </w:p>
-    <w:p>
-      <w:pPr>
-        <w:pStyle w:val="BodyText"/>
-      </w:pPr>
-      <w:r>
-        <w:t xml:space="preserve">KRISTINA: Помню. Я так думала. Я ошибалась. Прости.</w:t>
-      </w:r>
-    </w:p>
-    <w:p>
-      <w:pPr>
-        <w:pStyle w:val="BodyText"/>
-      </w:pPr>
-      <w:r>
-        <w:t xml:space="preserve">VIKA: Прости… Ладно. Доктор, что там?</w:t>
-      </w:r>
-    </w:p>
-    <w:p>
-      <w:pPr>
-        <w:pStyle w:val="BodyText"/>
-      </w:pPr>
-      <w:r>
-        <w:t xml:space="preserve">KORNILOVA: Два узла. Гель неровный, комками. Это не наш гель и, скорее всего, вообще не корейский. Сейчас введём фермент. Будет неприятно, но недолго. Держите Алину за руку.</w:t>
-      </w:r>
-    </w:p>
-    <w:p>
-      <w:pPr>
-        <w:pStyle w:val="BodyText"/>
-      </w:pPr>
-      <w:r>
-        <w:t xml:space="preserve">VIKA: Больнее, чем было?</w:t>
-      </w:r>
-    </w:p>
-    <w:p>
-      <w:pPr>
-        <w:pStyle w:val="BodyText"/>
-      </w:pPr>
-      <w:r>
-        <w:t xml:space="preserve">KORNILOVA: Нет. Это последняя боль от этого геля. Дальше будет только легче.</w:t>
-      </w:r>
-    </w:p>
-    <w:p>
-      <w:pPr>
-        <w:pStyle w:val="BodyText"/>
-      </w:pPr>
-      <w:r>
-        <w:t xml:space="preserve">ALINA: Пока доктор работает — смотрите на меня. Дышите. Раз, два.</w:t>
-      </w:r>
-    </w:p>
-    <w:p>
-      <w:pPr>
-        <w:pStyle w:val="BodyText"/>
-      </w:pPr>
-      <w:r>
-        <w:t xml:space="preserve">DIMA: Елена Викторовна, коробка Вики. «В»-тип. Наша наклейка, белый поршень. Кода нет.</w:t>
-      </w:r>
-    </w:p>
-    <w:p>
-      <w:pPr>
-        <w:pStyle w:val="BodyText"/>
-      </w:pPr>
-      <w:r>
-        <w:t xml:space="preserve">KORNILOVA: Запишите номер в отчёт. Номер — Ирине. Вика — мне.</w:t>
-      </w:r>
-    </w:p>
-    <w:p>
-      <w:pPr>
-        <w:pStyle w:val="BodyText"/>
-      </w:pPr>
-      <w:r>
-        <w:t xml:space="preserve">VIKA: Ай… Всё?</w:t>
-      </w:r>
-    </w:p>
-    <w:p>
-      <w:pPr>
-        <w:pStyle w:val="BodyText"/>
-      </w:pPr>
-      <w:r>
-        <w:t xml:space="preserve">KORNILOVA: Первый раз — всё. Через две недели — ещё раз. Потом три месяца смотрим.</w:t>
-      </w:r>
-    </w:p>
-    <w:p>
-      <w:pPr>
-        <w:pStyle w:val="BodyText"/>
-      </w:pPr>
-      <w:r>
-        <w:t xml:space="preserve">VIKA: Три месяца. Мне никто никогда не говорил «три месяца». Говорили «через день пройдёт».</w:t>
-      </w:r>
-    </w:p>
-    <w:p>
-      <w:pPr>
-        <w:pStyle w:val="BodyText"/>
-      </w:pPr>
-      <w:r>
-        <w:t xml:space="preserve">KRISTINA: Это я говорила. Я.</w:t>
-      </w:r>
-    </w:p>
-    <w:p>
-      <w:pPr>
-        <w:pStyle w:val="BodyText"/>
-      </w:pPr>
-      <w:r>
-        <w:t xml:space="preserve">VIKA: Знаю, что ты. Но ты сегодня здесь. Другие мастера — нет.</w:t>
-      </w:r>
-    </w:p>
-    <w:p>
-      <w:pPr>
-        <w:pStyle w:val="BodyText"/>
-      </w:pPr>
-      <w:r>
-        <w:t xml:space="preserve">ALINA: Следующая — Настя П. Носогубки. Кристина, позовёте?</w:t>
-      </w:r>
-    </w:p>
-    <w:p>
-      <w:pPr>
-        <w:pStyle w:val="BodyText"/>
-      </w:pPr>
-      <w:r>
-        <w:t xml:space="preserve">KRISTINA: Позову. Настя… Она мастер. Моя ученица. Она колола себе сама.</w:t>
-      </w:r>
-    </w:p>
-    <w:p>
-      <w:pPr>
-        <w:pStyle w:val="BodyText"/>
-      </w:pPr>
-      <w:r>
-        <w:t xml:space="preserve">KORNILOVA: Себе сама? Ведите. Это отдельный урок для всех.</w:t>
-      </w:r>
-    </w:p>
-    <w:p>
-      <w:pPr>
-        <w:pStyle w:val="BodyText"/>
-      </w:pPr>
-      <w:r>
-        <w:t xml:space="preserve">DIMA: Пять из семи пришли. Двое — нет. Кристина написала им ещё раз.</w:t>
+        <w:t xml:space="preserve">ALINA: Следующая, Вика, проходите. Не бойтесь, здесь никто не будет вас ругать.</w:t>
+      </w:r>
+    </w:p>
+    <w:p>
+      <w:pPr>
+        <w:pStyle w:val="BodyText"/>
+      </w:pPr>
+      <w:r>
+        <w:t xml:space="preserve">VIKA: Здравствуйте. Кристина сказала, что это бесплатно, но правда ли это? Я уже ничему не верю.</w:t>
+      </w:r>
+    </w:p>
+    <w:p>
+      <w:pPr>
+        <w:pStyle w:val="BodyText"/>
+      </w:pPr>
+      <w:r>
+        <w:t xml:space="preserve">KORNILOVA: Это правда. Вот согласие, прочитайте его внимательно, особенно последнюю строчку.</w:t>
+      </w:r>
+    </w:p>
+    <w:p>
+      <w:pPr>
+        <w:pStyle w:val="BodyText"/>
+      </w:pPr>
+      <w:r>
+        <w:t xml:space="preserve">VIKA: «Без признания ответственности»… То есть вы не виноваты?</w:t>
+      </w:r>
+    </w:p>
+    <w:p>
+      <w:pPr>
+        <w:pStyle w:val="BodyText"/>
+      </w:pPr>
+      <w:r>
+        <w:t xml:space="preserve">KORNILOVA: Мы не кололи, но помочь можем. Ложитесь, сначала сделаем ультразвук.</w:t>
+      </w:r>
+    </w:p>
+    <w:p>
+      <w:pPr>
+        <w:pStyle w:val="BodyText"/>
+      </w:pPr>
+      <w:r>
+        <w:t xml:space="preserve">VIKA: Кристина, ты здесь, рядом? Ты ведь останешься со мной до конца?</w:t>
+      </w:r>
+    </w:p>
+    <w:p>
+      <w:pPr>
+        <w:pStyle w:val="BodyText"/>
+      </w:pPr>
+      <w:r>
+        <w:t xml:space="preserve">KRISTINA: Я здесь и буду весь день. Я никуда не уйду, обещаю.</w:t>
+      </w:r>
+    </w:p>
+    <w:p>
+      <w:pPr>
+        <w:pStyle w:val="BodyText"/>
+      </w:pPr>
+      <w:r>
+        <w:t xml:space="preserve">VIKA: Зимой ты мне сказала: «Это оригинал, Вика, как у врачей». Ты это помнишь?</w:t>
+      </w:r>
+    </w:p>
+    <w:p>
+      <w:pPr>
+        <w:pStyle w:val="BodyText"/>
+      </w:pPr>
+      <w:r>
+        <w:t xml:space="preserve">KRISTINA: Конечно, помню. Я правда так думала, но я ошибалась, и теперь прошу у тебя прощения.</w:t>
+      </w:r>
+    </w:p>
+    <w:p>
+      <w:pPr>
+        <w:pStyle w:val="BodyText"/>
+      </w:pPr>
+      <w:r>
+        <w:t xml:space="preserve">VIKA: Прости… Ладно, пусть так. Доктор, скажите, что там видно на экране?</w:t>
+      </w:r>
+    </w:p>
+    <w:p>
+      <w:pPr>
+        <w:pStyle w:val="BodyText"/>
+      </w:pPr>
+      <w:r>
+        <w:t xml:space="preserve">KORNILOVA: Два узла, гель неровный, комками. Это не наш гель и, скорее всего, вообще не корейский. Сейчас мы введём фермент. Будет неприятно, но недолго. Держите Алину за руку и старайтесь не двигаться.</w:t>
+      </w:r>
+    </w:p>
+    <w:p>
+      <w:pPr>
+        <w:pStyle w:val="BodyText"/>
+      </w:pPr>
+      <w:r>
+        <w:t xml:space="preserve">VIKA: А будет больнее, чем было зимой, когда мне кололи гель?</w:t>
+      </w:r>
+    </w:p>
+    <w:p>
+      <w:pPr>
+        <w:pStyle w:val="BodyText"/>
+      </w:pPr>
+      <w:r>
+        <w:t xml:space="preserve">KORNILOVA: Нет. Это последняя боль от этого геля, дальше будет только легче.</w:t>
+      </w:r>
+    </w:p>
+    <w:p>
+      <w:pPr>
+        <w:pStyle w:val="BodyText"/>
+      </w:pPr>
+      <w:r>
+        <w:t xml:space="preserve">ALINA: Пока доктор работает, смотрите на меня и дышите. Раз, два, вот так.</w:t>
+      </w:r>
+    </w:p>
+    <w:p>
+      <w:pPr>
+        <w:pStyle w:val="BodyText"/>
+      </w:pPr>
+      <w:r>
+        <w:t xml:space="preserve">DIMA: Елена Викторовна, вот коробка Вики. Это тип «В»: наша наклейка, белый поршень и никакого кода.</w:t>
+      </w:r>
+    </w:p>
+    <w:p>
+      <w:pPr>
+        <w:pStyle w:val="BodyText"/>
+      </w:pPr>
+      <w:r>
+        <w:t xml:space="preserve">KORNILOVA: Запишите номер в отчёт. Номер отдайте Ирине, а Вика пусть остаётся со мной.</w:t>
+      </w:r>
+    </w:p>
+    <w:p>
+      <w:pPr>
+        <w:pStyle w:val="BodyText"/>
+      </w:pPr>
+      <w:r>
+        <w:t xml:space="preserve">VIKA: Ай, как неприятно… Это уже всё или будет ещё?</w:t>
+      </w:r>
+    </w:p>
+    <w:p>
+      <w:pPr>
+        <w:pStyle w:val="BodyText"/>
+      </w:pPr>
+      <w:r>
+        <w:t xml:space="preserve">KORNILOVA: На первый раз всё. Через две недели сделаем ещё раз, а потом три месяца будем наблюдать.</w:t>
+      </w:r>
+    </w:p>
+    <w:p>
+      <w:pPr>
+        <w:pStyle w:val="BodyText"/>
+      </w:pPr>
+      <w:r>
+        <w:t xml:space="preserve">VIKA: Три месяца… Мне никто никогда не говорил «три месяца». Все говорили «через день пройдёт».</w:t>
+      </w:r>
+    </w:p>
+    <w:p>
+      <w:pPr>
+        <w:pStyle w:val="BodyText"/>
+      </w:pPr>
+      <w:r>
+        <w:t xml:space="preserve">KRISTINA: Это я тебе так говорила, именно я, и никто другой.</w:t>
+      </w:r>
+    </w:p>
+    <w:p>
+      <w:pPr>
+        <w:pStyle w:val="BodyText"/>
+      </w:pPr>
+      <w:r>
+        <w:t xml:space="preserve">VIKA: Я знаю, что ты. Но ты сегодня здесь, а других мастеров здесь нет.</w:t>
+      </w:r>
+    </w:p>
+    <w:p>
+      <w:pPr>
+        <w:pStyle w:val="BodyText"/>
+      </w:pPr>
+      <w:r>
+        <w:t xml:space="preserve">ALINA: Следующая пациентка — Настя П., у неё носогубки. Кристина, вы её позовёте?</w:t>
+      </w:r>
+    </w:p>
+    <w:p>
+      <w:pPr>
+        <w:pStyle w:val="BodyText"/>
+      </w:pPr>
+      <w:r>
+        <w:t xml:space="preserve">KRISTINA: Позову. Настя сама мастер и моя ученица, и она колола себе сама, перед зеркалом.</w:t>
+      </w:r>
+    </w:p>
+    <w:p>
+      <w:pPr>
+        <w:pStyle w:val="BodyText"/>
+      </w:pPr>
+      <w:r>
+        <w:t xml:space="preserve">KORNILOVA: Себе сама, перед зеркалом? Ведите её скорее, это будет отдельный урок для всех.</w:t>
+      </w:r>
+    </w:p>
+    <w:p>
+      <w:pPr>
+        <w:pStyle w:val="BodyText"/>
+      </w:pPr>
+      <w:r>
+        <w:t xml:space="preserve">DIMA: Из семи пришли пять, а двое нет. Кристина написала им ещё раз.</w:t>
       </w:r>
     </w:p>
     <w:p>
@@ -1945,31 +1945,31 @@
         <w:pStyle w:val="BodyText"/>
       </w:pPr>
       <w:r>
-        <w:t xml:space="preserve">ALINA: Будем. Напишите: «Будем». Без «если».</w:t>
-      </w:r>
-    </w:p>
-    <w:p>
-      <w:pPr>
-        <w:pStyle w:val="BodyText"/>
-      </w:pPr>
-      <w:r>
-        <w:t xml:space="preserve">KRISTINA: Пишу. «Будем».</w:t>
-      </w:r>
-    </w:p>
-    <w:p>
-      <w:pPr>
-        <w:pStyle w:val="BodyText"/>
-      </w:pPr>
-      <w:r>
-        <w:t xml:space="preserve">ALINA: Вот. Теперь это не реклама. Это обещание.</w:t>
-      </w:r>
-    </w:p>
-    <w:p>
-      <w:pPr>
-        <w:pStyle w:val="BodyText"/>
-      </w:pPr>
-      <w:r>
-        <w:t xml:space="preserve">KRISTINA: Обещание. Раньше я писала только «скидка».</w:t>
+        <w:t xml:space="preserve">ALINA: Обязательно будем. Напишите ей так: «Будем». Без «если».</w:t>
+      </w:r>
+    </w:p>
+    <w:p>
+      <w:pPr>
+        <w:pStyle w:val="BodyText"/>
+      </w:pPr>
+      <w:r>
+        <w:t xml:space="preserve">KRISTINA: Пишу ей одно слово: «Будем», и уже отправила.</w:t>
+      </w:r>
+    </w:p>
+    <w:p>
+      <w:pPr>
+        <w:pStyle w:val="BodyText"/>
+      </w:pPr>
+      <w:r>
+        <w:t xml:space="preserve">ALINA: Вот видите, теперь это уже не реклама, а настоящее обещание.</w:t>
+      </w:r>
+    </w:p>
+    <w:p>
+      <w:pPr>
+        <w:pStyle w:val="BodyText"/>
+      </w:pPr>
+      <w:r>
+        <w:t xml:space="preserve">KRISTINA: Обещание… А раньше я писала только слово «скидка».</w:t>
       </w:r>
     </w:p>
     <w:bookmarkEnd w:id="23"/>
@@ -1987,31 +1987,31 @@
         <w:pStyle w:val="FirstParagraph"/>
       </w:pPr>
       <w:r>
-        <w:t xml:space="preserve">ALEKSEY: Сергей Павлович. Вы приехали сами?</w:t>
-      </w:r>
-    </w:p>
-    <w:p>
-      <w:pPr>
-        <w:pStyle w:val="BodyText"/>
-      </w:pPr>
-      <w:r>
-        <w:t xml:space="preserve">VOLKOV: Вы звонили в восемь. Две итальянские коробки, мой бренд. Я привёз своего медицинского директора.</w:t>
-      </w:r>
-    </w:p>
-    <w:p>
-      <w:pPr>
-        <w:pStyle w:val="BodyText"/>
-      </w:pPr>
-      <w:r>
-        <w:t xml:space="preserve">KRISTINA: Это… Волков? Тот самый?</w:t>
-      </w:r>
-    </w:p>
-    <w:p>
-      <w:pPr>
-        <w:pStyle w:val="BodyText"/>
-      </w:pPr>
-      <w:r>
-        <w:t xml:space="preserve">VOLKOV: Тот самый. А вы — та самая Кристина. Лицо канала. Ваше лицо продавало мои наклейки.</w:t>
+        <w:t xml:space="preserve">ALEKSEY: Сергей Павлович? Вы приехали сюда сами, лично?</w:t>
+      </w:r>
+    </w:p>
+    <w:p>
+      <w:pPr>
+        <w:pStyle w:val="BodyText"/>
+      </w:pPr>
+      <w:r>
+        <w:t xml:space="preserve">VOLKOV: Вы звонили мне в восемь: две итальянские коробки, мой бренд. Поэтому я привёз своего медицинского директора.</w:t>
+      </w:r>
+    </w:p>
+    <w:p>
+      <w:pPr>
+        <w:pStyle w:val="BodyText"/>
+      </w:pPr>
+      <w:r>
+        <w:t xml:space="preserve">KRISTINA: Это что, Волков? Тот самый Волков, про которого все говорят?</w:t>
+      </w:r>
+    </w:p>
+    <w:p>
+      <w:pPr>
+        <w:pStyle w:val="BodyText"/>
+      </w:pPr>
+      <w:r>
+        <w:t xml:space="preserve">VOLKOV: Тот самый. А вы та самая Кристина, лицо канала. Ваше лицо продавало мои наклейки.</w:t>
       </w:r>
     </w:p>
     <w:p>
@@ -2027,7 +2027,7 @@
         <w:pStyle w:val="BodyText"/>
       </w:pPr>
       <w:r>
-        <w:t xml:space="preserve">VOLKOV: Я знаю, что не знали. Я видел ваш эфир. Весь. До красной надписи.</w:t>
+        <w:t xml:space="preserve">VOLKOV: Я знаю, что вы не знали. Я видел ваш эфир, весь, до самой красной надписи.</w:t>
       </w:r>
     </w:p>
     <w:p>
@@ -2043,87 +2043,87 @@
         <w:pStyle w:val="BodyText"/>
       </w:pPr>
       <w:r>
-        <w:t xml:space="preserve">VOLKOV: По наклейке. Хорошо сказано. Мой доктор посмотрит обеих. Расходы — мои. Все. И наблюдение — тоже.</w:t>
-      </w:r>
-    </w:p>
-    <w:p>
-      <w:pPr>
-        <w:pStyle w:val="BodyText"/>
-      </w:pPr>
-      <w:r>
-        <w:t xml:space="preserve">IRINA: Мы ведём общий отчёт. Номера, фото, даты. Можем вписать ваш бренд отдельной строкой.</w:t>
-      </w:r>
-    </w:p>
-    <w:p>
-      <w:pPr>
-        <w:pStyle w:val="BodyText"/>
-      </w:pPr>
-      <w:r>
-        <w:t xml:space="preserve">VOLKOV: Впишите. Это первый отчёт, где мой бренд стоит рядом с вашим. Пусть так и будет.</w:t>
-      </w:r>
-    </w:p>
-    <w:p>
-      <w:pPr>
-        <w:pStyle w:val="BodyText"/>
-      </w:pPr>
-      <w:r>
-        <w:t xml:space="preserve">KRISTINA: Можно я скажу? Вам обоим.</w:t>
-      </w:r>
-    </w:p>
-    <w:p>
-      <w:pPr>
-        <w:pStyle w:val="BodyText"/>
-      </w:pPr>
-      <w:r>
-        <w:t xml:space="preserve">VOLKOV: Говорите.</w:t>
-      </w:r>
-    </w:p>
-    <w:p>
-      <w:pPr>
-        <w:pStyle w:val="BodyText"/>
-      </w:pPr>
-      <w:r>
-        <w:t xml:space="preserve">KRISTINA: В понедельник у меня следователь. Мне сказали — со мной об этом говорить нельзя. Поэтому я не спрашиваю вашего совета. Я просто сообщаю, что решила. Сама.</w:t>
-      </w:r>
-    </w:p>
-    <w:p>
-      <w:pPr>
-        <w:pStyle w:val="BodyText"/>
-      </w:pPr>
-      <w:r>
-        <w:t xml:space="preserve">DIMA: Кристина, мы не можем…</w:t>
-      </w:r>
-    </w:p>
-    <w:p>
-      <w:pPr>
-        <w:pStyle w:val="BodyText"/>
-      </w:pPr>
-      <w:r>
-        <w:t xml:space="preserve">KRISTINA: Знаю. Вы ничего не можете. Я сама. Я пойду. И отдам запись эфира. Всю. И телефон Артура. И адрес склада в Люберцах, где я забирала коробки.</w:t>
-      </w:r>
-    </w:p>
-    <w:p>
-      <w:pPr>
-        <w:pStyle w:val="BodyText"/>
-      </w:pPr>
-      <w:r>
-        <w:t xml:space="preserve">ALEKSEY: Это ваше решение. Не наше. Мы его не обсуждаем.</w:t>
-      </w:r>
-    </w:p>
-    <w:p>
-      <w:pPr>
-        <w:pStyle w:val="BodyText"/>
-      </w:pPr>
-      <w:r>
-        <w:t xml:space="preserve">KRISTINA: Я знаю, что не ваше. Поэтому оно и моё. Первое за три года.</w:t>
-      </w:r>
-    </w:p>
-    <w:p>
-      <w:pPr>
-        <w:pStyle w:val="BodyText"/>
-      </w:pPr>
-      <w:r>
-        <w:t xml:space="preserve">VOLKOV: Девушка, вы понимаете, что Бойко злопамятный? Я его увольнял. Он мне три года писал.</w:t>
+        <w:t xml:space="preserve">VOLKOV: По наклейке… Хорошо сказано. Мой доктор посмотрит обеих, и все расходы мои, включая наблюдение.</w:t>
+      </w:r>
+    </w:p>
+    <w:p>
+      <w:pPr>
+        <w:pStyle w:val="BodyText"/>
+      </w:pPr>
+      <w:r>
+        <w:t xml:space="preserve">IRINA: Мы ведём общий отчёт: номера, фото и даты. Можем вписать ваш бренд отдельной строкой.</w:t>
+      </w:r>
+    </w:p>
+    <w:p>
+      <w:pPr>
+        <w:pStyle w:val="BodyText"/>
+      </w:pPr>
+      <w:r>
+        <w:t xml:space="preserve">VOLKOV: Впишите. Это первый отчёт, где мой бренд стоит рядом с вашим, и пусть так и будет.</w:t>
+      </w:r>
+    </w:p>
+    <w:p>
+      <w:pPr>
+        <w:pStyle w:val="BodyText"/>
+      </w:pPr>
+      <w:r>
+        <w:t xml:space="preserve">KRISTINA: Можно я кое-что скажу? Это важно, и это для вас обоих.</w:t>
+      </w:r>
+    </w:p>
+    <w:p>
+      <w:pPr>
+        <w:pStyle w:val="BodyText"/>
+      </w:pPr>
+      <w:r>
+        <w:t xml:space="preserve">VOLKOV: Говорите, девушка, мы вас внимательно слушаем.</w:t>
+      </w:r>
+    </w:p>
+    <w:p>
+      <w:pPr>
+        <w:pStyle w:val="BodyText"/>
+      </w:pPr>
+      <w:r>
+        <w:t xml:space="preserve">KRISTINA: В понедельник у меня следователь. Мне сказали, что со мной об этом говорить нельзя, поэтому я не спрашиваю вашего совета. Я просто сообщаю, что решила. Сама, без чьей-либо помощи, впервые за долгое время.</w:t>
+      </w:r>
+    </w:p>
+    <w:p>
+      <w:pPr>
+        <w:pStyle w:val="BodyText"/>
+      </w:pPr>
+      <w:r>
+        <w:t xml:space="preserve">DIMA: Кристина, подождите, мы ведь не можем об этом…</w:t>
+      </w:r>
+    </w:p>
+    <w:p>
+      <w:pPr>
+        <w:pStyle w:val="BodyText"/>
+      </w:pPr>
+      <w:r>
+        <w:t xml:space="preserve">KRISTINA: Знаю, вы ничего не можете, поэтому я сама. Я пойду к следователю и отдам запись эфира, всю целиком. И телефон Артура. И адрес склада в Люберцах, где я забирала коробки.</w:t>
+      </w:r>
+    </w:p>
+    <w:p>
+      <w:pPr>
+        <w:pStyle w:val="BodyText"/>
+      </w:pPr>
+      <w:r>
+        <w:t xml:space="preserve">ALEKSEY: Это ваше решение, а не наше, и мы его не обсуждаем.</w:t>
+      </w:r>
+    </w:p>
+    <w:p>
+      <w:pPr>
+        <w:pStyle w:val="BodyText"/>
+      </w:pPr>
+      <w:r>
+        <w:t xml:space="preserve">KRISTINA: Я знаю, что не ваше. Поэтому оно и моё, первое за три года.</w:t>
+      </w:r>
+    </w:p>
+    <w:p>
+      <w:pPr>
+        <w:pStyle w:val="BodyText"/>
+      </w:pPr>
+      <w:r>
+        <w:t xml:space="preserve">VOLKOV: Девушка, вы понимаете, что Бойко злопамятный? Я его увольнял, и он писал мне три года.</w:t>
       </w:r>
     </w:p>
     <w:p>
@@ -2139,7 +2139,7 @@
         <w:pStyle w:val="BodyText"/>
       </w:pPr>
       <w:r>
-        <w:t xml:space="preserve">ZAYTSEV: Алексей, я на громкой? Тогда коротко. Кристина, вы приняли решение сами, без нашего участия. Я это слышу и фиксирую. Больше об этом — ни слова. Всем. Включая Волкова.</w:t>
+        <w:t xml:space="preserve">ZAYTSEV: Алексей, я на громкой связи? Тогда коротко. Кристина, вы приняли решение сами, без нашего участия, и я это слышу и фиксирую. Больше об этом никому ни слова, включая Волкова. Это важно для дела, поэтому прошу всех запомнить.</w:t>
       </w:r>
     </w:p>
     <w:p>
@@ -2155,31 +2155,31 @@
         <w:pStyle w:val="BodyText"/>
       </w:pPr>
       <w:r>
-        <w:t xml:space="preserve">VOLKOV: Свободен. Пусть смотрит с вами. Он двадцать лет не видел такие узлы.</w:t>
-      </w:r>
-    </w:p>
-    <w:p>
-      <w:pPr>
-        <w:pStyle w:val="BodyText"/>
-      </w:pPr>
-      <w:r>
-        <w:t xml:space="preserve">KORNILOVA: Мы все двадцать лет не видели. Теперь будем видеть часто. Если ничего не делать.</w:t>
-      </w:r>
-    </w:p>
-    <w:p>
-      <w:pPr>
-        <w:pStyle w:val="BodyText"/>
-      </w:pPr>
-      <w:r>
-        <w:t xml:space="preserve">VOLKOV: Тогда будем делать. Вместе. Это я уже говорил в министерстве.</w:t>
-      </w:r>
-    </w:p>
-    <w:p>
-      <w:pPr>
-        <w:pStyle w:val="BodyText"/>
-      </w:pPr>
-      <w:r>
-        <w:t xml:space="preserve">KORNILOVA: В министерстве говорят. Здесь делают. Идёмте.</w:t>
+        <w:t xml:space="preserve">VOLKOV: Свободен. Пусть смотрит вместе с вами, ведь он двадцать лет не видел таких узлов.</w:t>
+      </w:r>
+    </w:p>
+    <w:p>
+      <w:pPr>
+        <w:pStyle w:val="BodyText"/>
+      </w:pPr>
+      <w:r>
+        <w:t xml:space="preserve">KORNILOVA: Мы все двадцать лет таких не видели. А теперь будем видеть часто, если ничего не делать.</w:t>
+      </w:r>
+    </w:p>
+    <w:p>
+      <w:pPr>
+        <w:pStyle w:val="BodyText"/>
+      </w:pPr>
+      <w:r>
+        <w:t xml:space="preserve">VOLKOV: Тогда будем делать, вместе. Это я уже говорил в министерстве.</w:t>
+      </w:r>
+    </w:p>
+    <w:p>
+      <w:pPr>
+        <w:pStyle w:val="BodyText"/>
+      </w:pPr>
+      <w:r>
+        <w:t xml:space="preserve">KORNILOVA: В министерстве говорят, а здесь делают. Идёмте, пациентка ждёт.</w:t>
       </w:r>
     </w:p>
     <w:bookmarkEnd w:id="24"/>
@@ -2197,119 +2197,119 @@
         <w:pStyle w:val="FirstParagraph"/>
       </w:pPr>
       <w:r>
-        <w:t xml:space="preserve">KRISTINA: Дима. Можно вопрос? Не про понедельник.</w:t>
-      </w:r>
-    </w:p>
-    <w:p>
-      <w:pPr>
-        <w:pStyle w:val="BodyText"/>
-      </w:pPr>
-      <w:r>
-        <w:t xml:space="preserve">DIMA: Про понедельник — нельзя. Про остальное — можно.</w:t>
-      </w:r>
-    </w:p>
-    <w:p>
-      <w:pPr>
-        <w:pStyle w:val="BodyText"/>
-      </w:pPr>
-      <w:r>
-        <w:t xml:space="preserve">KRISTINA: Я больше не буду колоть. Никогда. Я сегодня поняла это, когда держала Вику за руку. Но я хочу работать рядом с этим. Не уходить совсем. Понимаете?</w:t>
-      </w:r>
-    </w:p>
-    <w:p>
-      <w:pPr>
-        <w:pStyle w:val="BodyText"/>
-      </w:pPr>
-      <w:r>
-        <w:t xml:space="preserve">DIMA: Не совсем.</w:t>
-      </w:r>
-    </w:p>
-    <w:p>
-      <w:pPr>
-        <w:pStyle w:val="BodyText"/>
-      </w:pPr>
-      <w:r>
-        <w:t xml:space="preserve">KRISTINA: Я хочу научиться видеть. Белое пятно, узел, синюю сетку. И учить других мастеров видеть. Их сотни. Они меня знают. Они мне поверят раньше, чем врачу.</w:t>
-      </w:r>
-    </w:p>
-    <w:p>
-      <w:pPr>
-        <w:pStyle w:val="BodyText"/>
-      </w:pPr>
-      <w:r>
-        <w:t xml:space="preserve">KORNILOVA: Простите, я подслушала. Кристина, повторите это мне.</w:t>
-      </w:r>
-    </w:p>
-    <w:p>
-      <w:pPr>
-        <w:pStyle w:val="BodyText"/>
-      </w:pPr>
-      <w:r>
-        <w:t xml:space="preserve">KRISTINA: Я хочу учить мастеров видеть беду. Не колоть. Видеть.</w:t>
-      </w:r>
-    </w:p>
-    <w:p>
-      <w:pPr>
-        <w:pStyle w:val="BodyText"/>
-      </w:pPr>
-      <w:r>
-        <w:t xml:space="preserve">KORNILOVA: Это моя фраза. Из той ночи. Я её подарила Алексею, он — вам.</w:t>
-      </w:r>
-    </w:p>
-    <w:p>
-      <w:pPr>
-        <w:pStyle w:val="BodyText"/>
-      </w:pPr>
-      <w:r>
-        <w:t xml:space="preserve">KRISTINA: Можно я её возьму? Насовсем?</w:t>
-      </w:r>
-    </w:p>
-    <w:p>
-      <w:pPr>
-        <w:pStyle w:val="BodyText"/>
-      </w:pPr>
-      <w:r>
-        <w:t xml:space="preserve">KORNILOVA: Можно. Но сначала — экзамен. Как у всех. Во вторник, в восемь утра.</w:t>
-      </w:r>
-    </w:p>
-    <w:p>
-      <w:pPr>
-        <w:pStyle w:val="BodyText"/>
-      </w:pPr>
-      <w:r>
-        <w:t xml:space="preserve">KRISTINA: Во вторник в восемь. С Алёной. Она ходит к вам уже месяц.</w:t>
-      </w:r>
-    </w:p>
-    <w:p>
-      <w:pPr>
-        <w:pStyle w:val="BodyText"/>
-      </w:pPr>
-      <w:r>
-        <w:t xml:space="preserve">KORNILOVA: Алёна — моя лучшая ученица из тех, кто не держит иглу. Будете вторая.</w:t>
-      </w:r>
-    </w:p>
-    <w:p>
-      <w:pPr>
-        <w:pStyle w:val="BodyText"/>
-      </w:pPr>
-      <w:r>
-        <w:t xml:space="preserve">DIMA: Кристина, а если Артур…</w:t>
-      </w:r>
-    </w:p>
-    <w:p>
-      <w:pPr>
-        <w:pStyle w:val="BodyText"/>
-      </w:pPr>
-      <w:r>
-        <w:t xml:space="preserve">KRISTINA: Если Артур — я позвоню на линию. Вы же сказали: для всех. Даже для меня.</w:t>
-      </w:r>
-    </w:p>
-    <w:p>
-      <w:pPr>
-        <w:pStyle w:val="BodyText"/>
-      </w:pPr>
-      <w:r>
-        <w:t xml:space="preserve">DIMA: Для всех. Даже для вас.</w:t>
+        <w:t xml:space="preserve">KRISTINA: Дима, можно задать вам вопрос? Только он не про понедельник.</w:t>
+      </w:r>
+    </w:p>
+    <w:p>
+      <w:pPr>
+        <w:pStyle w:val="BodyText"/>
+      </w:pPr>
+      <w:r>
+        <w:t xml:space="preserve">DIMA: Про понедельник нельзя, а про всё остальное можно.</w:t>
+      </w:r>
+    </w:p>
+    <w:p>
+      <w:pPr>
+        <w:pStyle w:val="BodyText"/>
+      </w:pPr>
+      <w:r>
+        <w:t xml:space="preserve">KRISTINA: Я больше никогда не буду колоть. Я поняла это сегодня, когда держала Вику за руку. Но я хочу работать рядом с этим и не уходить совсем. Вы понимаете, о чём я? Мне очень важно, чтобы вы поняли.</w:t>
+      </w:r>
+    </w:p>
+    <w:p>
+      <w:pPr>
+        <w:pStyle w:val="BodyText"/>
+      </w:pPr>
+      <w:r>
+        <w:t xml:space="preserve">DIMA: Не совсем понимаю, если честно.</w:t>
+      </w:r>
+    </w:p>
+    <w:p>
+      <w:pPr>
+        <w:pStyle w:val="BodyText"/>
+      </w:pPr>
+      <w:r>
+        <w:t xml:space="preserve">KRISTINA: Я хочу научиться видеть: белое пятно, узел, синюю сетку. И учить других мастеров видеть, ведь их сотни. Они меня знают и поверят мне раньше, чем врачу, потому что я одна из них.</w:t>
+      </w:r>
+    </w:p>
+    <w:p>
+      <w:pPr>
+        <w:pStyle w:val="BodyText"/>
+      </w:pPr>
+      <w:r>
+        <w:t xml:space="preserve">KORNILOVA: Простите, я случайно подслушала. Кристина, повторите это мне, пожалуйста.</w:t>
+      </w:r>
+    </w:p>
+    <w:p>
+      <w:pPr>
+        <w:pStyle w:val="BodyText"/>
+      </w:pPr>
+      <w:r>
+        <w:t xml:space="preserve">KRISTINA: Я хочу учить мастеров видеть беду. Не колоть, а видеть.</w:t>
+      </w:r>
+    </w:p>
+    <w:p>
+      <w:pPr>
+        <w:pStyle w:val="BodyText"/>
+      </w:pPr>
+      <w:r>
+        <w:t xml:space="preserve">KORNILOVA: Это моя фраза, из той самой ночи. Я подарила её Алексею, а он, видимо, вам.</w:t>
+      </w:r>
+    </w:p>
+    <w:p>
+      <w:pPr>
+        <w:pStyle w:val="BodyText"/>
+      </w:pPr>
+      <w:r>
+        <w:t xml:space="preserve">KRISTINA: А можно я возьму её себе, насовсем?</w:t>
+      </w:r>
+    </w:p>
+    <w:p>
+      <w:pPr>
+        <w:pStyle w:val="BodyText"/>
+      </w:pPr>
+      <w:r>
+        <w:t xml:space="preserve">KORNILOVA: Можно. Но сначала экзамен, как у всех: во вторник, в восемь утра.</w:t>
+      </w:r>
+    </w:p>
+    <w:p>
+      <w:pPr>
+        <w:pStyle w:val="BodyText"/>
+      </w:pPr>
+      <w:r>
+        <w:t xml:space="preserve">KRISTINA: Во вторник в восемь, вместе с Алёной. Она ходит к вам уже целый месяц.</w:t>
+      </w:r>
+    </w:p>
+    <w:p>
+      <w:pPr>
+        <w:pStyle w:val="BodyText"/>
+      </w:pPr>
+      <w:r>
+        <w:t xml:space="preserve">KORNILOVA: Алёна — моя лучшая ученица из тех, кто не держит иглу. Вы будете второй.</w:t>
+      </w:r>
+    </w:p>
+    <w:p>
+      <w:pPr>
+        <w:pStyle w:val="BodyText"/>
+      </w:pPr>
+      <w:r>
+        <w:t xml:space="preserve">DIMA: Кристина, а что вы будете делать, если Артур вдруг…</w:t>
+      </w:r>
+    </w:p>
+    <w:p>
+      <w:pPr>
+        <w:pStyle w:val="BodyText"/>
+      </w:pPr>
+      <w:r>
+        <w:t xml:space="preserve">KRISTINA: Если Артур, то я позвоню на линию. Вы же сами сказали: она для всех, даже для меня.</w:t>
+      </w:r>
+    </w:p>
+    <w:p>
+      <w:pPr>
+        <w:pStyle w:val="BodyText"/>
+      </w:pPr>
+      <w:r>
+        <w:t xml:space="preserve">DIMA: Да, линия для всех. Даже для вас.</w:t>
       </w:r>
     </w:p>
     <w:p>
@@ -3187,7 +3187,7 @@
         <w:t xml:space="preserve">“</w:t>
       </w:r>
       <w:r>
-        <w:t xml:space="preserve">В понедельник у меня следователь. Мне сказали — со мной об этом говорить нельзя. Поэтому я не спрашиваю вашего совета. Я просто сообщаю, что решила. Сама.</w:t>
+        <w:t xml:space="preserve">В понедельник у меня следователь. Мне сказали, что со мной об этом говорить нельзя, поэтому я не спрашиваю вашего совета. Я просто сообщаю, что решила. Сама, без чьей-либо помощи, впервые за долгое время.</w:t>
       </w:r>
       <w:r>
         <w:t xml:space="preserve">”</w:t>
@@ -3305,19 +3305,19 @@
               <w:jc w:val="left"/>
             </w:pPr>
             <w:r>
-              <w:t xml:space="preserve">…со мной об этом говорить нельзя.</w:t>
-            </w:r>
-          </w:p>
-        </w:tc>
-        <w:tc>
-          <w:tcPr/>
-          <w:p>
-            <w:pPr>
-              <w:pStyle w:val="Compact"/>
-              <w:jc w:val="left"/>
-            </w:pPr>
-            <w:r>
-              <w:t xml:space="preserve">무인칭 нельзя</w:t>
+              <w:t xml:space="preserve">Мне сказали, что со мной об этом говорить нельзя</w:t>
+            </w:r>
+          </w:p>
+        </w:tc>
+        <w:tc>
+          <w:tcPr/>
+          <w:p>
+            <w:pPr>
+              <w:pStyle w:val="Compact"/>
+              <w:jc w:val="left"/>
+            </w:pPr>
+            <w:r>
+              <w:t xml:space="preserve">3인칭 복수 무인칭 + 무인칭 нельзя</w:t>
             </w:r>
           </w:p>
         </w:tc>
@@ -3343,19 +3343,19 @@
               <w:jc w:val="left"/>
             </w:pPr>
             <w:r>
-              <w:t xml:space="preserve">Поэтому я не спрашиваю вашего совета.</w:t>
-            </w:r>
-          </w:p>
-        </w:tc>
-        <w:tc>
-          <w:tcPr/>
-          <w:p>
-            <w:pPr>
-              <w:pStyle w:val="Compact"/>
-              <w:jc w:val="left"/>
-            </w:pPr>
-            <w:r>
-              <w:t xml:space="preserve">부정 생격(совета)</w:t>
+              <w:t xml:space="preserve">…поэтому я не спрашиваю вашего совета.</w:t>
+            </w:r>
+          </w:p>
+        </w:tc>
+        <w:tc>
+          <w:tcPr/>
+          <w:p>
+            <w:pPr>
+              <w:pStyle w:val="Compact"/>
+              <w:jc w:val="left"/>
+            </w:pPr>
+            <w:r>
+              <w:t xml:space="preserve">поэтому + 부정 생격(совета)</w:t>
             </w:r>
           </w:p>
         </w:tc>
@@ -3419,19 +3419,19 @@
               <w:jc w:val="left"/>
             </w:pPr>
             <w:r>
-              <w:t xml:space="preserve">Сама.</w:t>
-            </w:r>
-          </w:p>
-        </w:tc>
-        <w:tc>
-          <w:tcPr/>
-          <w:p>
-            <w:pPr>
-              <w:pStyle w:val="Compact"/>
-              <w:jc w:val="left"/>
-            </w:pPr>
-            <w:r>
-              <w:t xml:space="preserve">한 단어 문장 — 자율성</w:t>
+              <w:t xml:space="preserve">Сама, без чьей-либо помощи, впервые за долгое время.</w:t>
+            </w:r>
+          </w:p>
+        </w:tc>
+        <w:tc>
+          <w:tcPr/>
+          <w:p>
+            <w:pPr>
+              <w:pStyle w:val="Compact"/>
+              <w:jc w:val="left"/>
+            </w:pPr>
+            <w:r>
+              <w:t xml:space="preserve">자율성 강조 + без + 생격 + впервые за…</w:t>
             </w:r>
           </w:p>
         </w:tc>
@@ -3455,7 +3455,7 @@
         <w:t xml:space="preserve">“</w:t>
       </w:r>
       <w:r>
-        <w:t xml:space="preserve">У меня… Мне сказали, что… нельзя. Поэтому я не спрашиваю… Я просто сообщаю, что… Сам(а).</w:t>
+        <w:t xml:space="preserve">У меня… Мне сказали, что… нельзя, поэтому я не спрашиваю… Я просто сообщаю, что… Сам(а), без…, впервые за…</w:t>
       </w:r>
       <w:r>
         <w:t xml:space="preserve">”</w:t>
@@ -3474,7 +3474,7 @@
         <w:t xml:space="preserve"> </w:t>
       </w:r>
       <w:r>
-        <w:t xml:space="preserve">поэтому · просто · что</w:t>
+        <w:t xml:space="preserve">что · поэтому · просто · впервые за</w:t>
       </w:r>
       <w:r>
         <w:t xml:space="preserve"> </w:t>
@@ -3505,7 +3505,7 @@
         <w:t xml:space="preserve">”</w:t>
       </w:r>
       <w:r>
-        <w:t xml:space="preserve">하는 25~30단어 문장 만들기.</w:t>
+        <w:t xml:space="preserve">하는 30~50단어 발화 만들기.</w:t>
       </w:r>
     </w:p>
     <w:bookmarkEnd w:id="30"/>
@@ -3981,119 +3981,119 @@
         <w:pStyle w:val="FirstParagraph"/>
       </w:pPr>
       <w:r>
-        <w:t xml:space="preserve">디마: 네. 크리스티나? 밤 11시예요. 무슨 일이에요?</w:t>
-      </w:r>
-    </w:p>
-    <w:p>
-      <w:pPr>
-        <w:pStyle w:val="BodyText"/>
-      </w:pPr>
-      <w:r>
-        <w:t xml:space="preserve">크리스티나: 디마, 도와줘요. 제발. 나 말고. 애들을.</w:t>
-      </w:r>
-    </w:p>
-    <w:p>
-      <w:pPr>
-        <w:pStyle w:val="BodyText"/>
-      </w:pPr>
-      <w:r>
-        <w:t xml:space="preserve">디마: 어떤 애들이요? 천천히 말해요.</w:t>
-      </w:r>
-    </w:p>
-    <w:p>
-      <w:pPr>
-        <w:pStyle w:val="BodyText"/>
-      </w:pPr>
-      <w:r>
-        <w:t xml:space="preserve">크리스티나: 내 고객들. 그리고 내 마스터들의 고객들. 일곱 명이에요. 모두 결절이 생겼어요. 주사 맞고 서너 달 뒤에. 어떻게 해야 할지 모르겠어요. 아무도 안 받아 줘요.</w:t>
-      </w:r>
-    </w:p>
-    <w:p>
-      <w:pPr>
-        <w:pStyle w:val="BodyText"/>
-      </w:pPr>
-      <w:r>
-        <w:t xml:space="preserve">디마: 결절. 어디요? 입술?</w:t>
-      </w:r>
-    </w:p>
-    <w:p>
-      <w:pPr>
-        <w:pStyle w:val="BodyText"/>
-      </w:pPr>
-      <w:r>
-        <w:t xml:space="preserve">크리스티나: 입술, 팔자 주름, 한 명은 광대. 딱딱해요. 아파요. 빨개져요.</w:t>
-      </w:r>
-    </w:p>
-    <w:p>
-      <w:pPr>
-        <w:pStyle w:val="BodyText"/>
-      </w:pPr>
-      <w:r>
-        <w:t xml:space="preserve">디마: 언제 맞았어요? 어떤 젤로?</w:t>
-      </w:r>
-    </w:p>
-    <w:p>
-      <w:pPr>
-        <w:pStyle w:val="BodyText"/>
-      </w:pPr>
-      <w:r>
-        <w:t xml:space="preserve">크리스티나: 겨울에요. 아르투르 젤로. 「러시아어 스티커 붙은」 거. 셋은 내가 직접 놨어요.</w:t>
-      </w:r>
-    </w:p>
-    <w:p>
-      <w:pPr>
-        <w:pStyle w:val="BodyText"/>
-      </w:pPr>
-      <w:r>
-        <w:t xml:space="preserve">디마: 아르투르에겐 전화했어요?</w:t>
-      </w:r>
-    </w:p>
-    <w:p>
-      <w:pPr>
-        <w:pStyle w:val="BodyText"/>
-      </w:pPr>
-      <w:r>
-        <w:t xml:space="preserve">크리스티나: 했어요. 그러더라고요: 「내 문제 아니야. 네가 놨으니 네가 고쳐」. 그리고 차단했어요.</w:t>
-      </w:r>
-    </w:p>
-    <w:p>
-      <w:pPr>
-        <w:pStyle w:val="BodyText"/>
-      </w:pPr>
-      <w:r>
-        <w:t xml:space="preserve">디마: 크리스티나, 열이 나는 사람 있어요? 커지는 부기는요? 지금 당장 급한 거?</w:t>
-      </w:r>
-    </w:p>
-    <w:p>
-      <w:pPr>
-        <w:pStyle w:val="BodyText"/>
-      </w:pPr>
-      <w:r>
-        <w:t xml:space="preserve">크리스티나: 아니요. 급한 건 아니에요. 그냥 아프고. 무서워요. 그 애들도 — 나도.</w:t>
-      </w:r>
-    </w:p>
-    <w:p>
-      <w:pPr>
-        <w:pStyle w:val="BodyText"/>
-      </w:pPr>
-      <w:r>
-        <w:t xml:space="preserve">디마: 그럼 들어요. 내일 9시 — 우리한테 와요. 사진 들고. 성은 빼고. 올 수 있어요?</w:t>
-      </w:r>
-    </w:p>
-    <w:p>
-      <w:pPr>
-        <w:pStyle w:val="BodyText"/>
-      </w:pPr>
-      <w:r>
-        <w:t xml:space="preserve">크리스티나: 갈 수 있어요. 디마… 소환장도 왔어요. 수사관. 월요일이에요.</w:t>
-      </w:r>
-    </w:p>
-    <w:p>
-      <w:pPr>
-        <w:pStyle w:val="BodyText"/>
-      </w:pPr>
-      <w:r>
-        <w:t xml:space="preserve">디마: 소환장 얘긴 못 해요. 규칙이에요. 애들 얘긴 — 할 수 있어요. 내일 9시.</w:t>
+        <w:t xml:space="preserve">디마: 네, 여보세요. 크리스티나, 당신이에요? 밤 11시니까 아마 무슨 일이 생긴 거죠?</w:t>
+      </w:r>
+    </w:p>
+    <w:p>
+      <w:pPr>
+        <w:pStyle w:val="BodyText"/>
+      </w:pPr>
+      <w:r>
+        <w:t xml:space="preserve">크리스티나: 디마, 도와줘요, 제발. 나 말고 우리 애들을 도와줘요.</w:t>
+      </w:r>
+    </w:p>
+    <w:p>
+      <w:pPr>
+        <w:pStyle w:val="BodyText"/>
+      </w:pPr>
+      <w:r>
+        <w:t xml:space="preserve">디마: 어떤 애들이요, 크리스티나? 천천히 순서대로 말해요, 듣고 있어요.</w:t>
+      </w:r>
+    </w:p>
+    <w:p>
+      <w:pPr>
+        <w:pStyle w:val="BodyText"/>
+      </w:pPr>
+      <w:r>
+        <w:t xml:space="preserve">크리스티나: 내 고객들이랑 내 마스터들의 고객들, 모두 일곱 명이에요. 다들 주사 맞고 서너 달 뒤에 결절이 생겼어요. 어떻게 해야 할지 모르겠고, 어디에 전화해도 아무도 안 받아 줘요.</w:t>
+      </w:r>
+    </w:p>
+    <w:p>
+      <w:pPr>
+        <w:pStyle w:val="BodyText"/>
+      </w:pPr>
+      <w:r>
+        <w:t xml:space="preserve">디마: 결절이라고요? 정확히 어디에 생겼어요, 입술에?</w:t>
+      </w:r>
+    </w:p>
+    <w:p>
+      <w:pPr>
+        <w:pStyle w:val="BodyText"/>
+      </w:pPr>
+      <w:r>
+        <w:t xml:space="preserve">크리스티나: 입술, 팔자 주름, 한 명은 광대에요. 딱딱하고, 아프고, 빨개져요.</w:t>
+      </w:r>
+    </w:p>
+    <w:p>
+      <w:pPr>
+        <w:pStyle w:val="BodyText"/>
+      </w:pPr>
+      <w:r>
+        <w:t xml:space="preserve">디마: 언제, 어떤 젤로 맞았어요?</w:t>
+      </w:r>
+    </w:p>
+    <w:p>
+      <w:pPr>
+        <w:pStyle w:val="BodyText"/>
+      </w:pPr>
+      <w:r>
+        <w:t xml:space="preserve">크리스티나: 겨울에요, 아르투르 젤로. 바로 그 「러시아어 스티커 붙은」 거요. 셋은 내가 직접 놨어요.</w:t>
+      </w:r>
+    </w:p>
+    <w:p>
+      <w:pPr>
+        <w:pStyle w:val="BodyText"/>
+      </w:pPr>
+      <w:r>
+        <w:t xml:space="preserve">디마: 그 사람 젤이니까 아르투르에겐 벌써 전화했어요?</w:t>
+      </w:r>
+    </w:p>
+    <w:p>
+      <w:pPr>
+        <w:pStyle w:val="BodyText"/>
+      </w:pPr>
+      <w:r>
+        <w:t xml:space="preserve">크리스티나: 했어요. 그러더라고요: 「내 문제 아니야. 네가 놨으니 네가 고쳐」. 그리고 바로 날 차단했어요.</w:t>
+      </w:r>
+    </w:p>
+    <w:p>
+      <w:pPr>
+        <w:pStyle w:val="BodyText"/>
+      </w:pPr>
+      <w:r>
+        <w:t xml:space="preserve">디마: 크리스티나, 열이 나거나 부기가 커지는 사람 있어요? 지금 당장 급한 거요?</w:t>
+      </w:r>
+    </w:p>
+    <w:p>
+      <w:pPr>
+        <w:pStyle w:val="BodyText"/>
+      </w:pPr>
+      <w:r>
+        <w:t xml:space="preserve">크리스티나: 아니요, 급한 건 없어요. 그 애들은 그냥 아프고 무섭고, 나도 무서워요.</w:t>
+      </w:r>
+    </w:p>
+    <w:p>
+      <w:pPr>
+        <w:pStyle w:val="BodyText"/>
+      </w:pPr>
+      <w:r>
+        <w:t xml:space="preserve">디마: 그럼 들어요. 내일 9시에 사진 들고 우리한테 와요, 성은 빼고요. 올 수 있어요?</w:t>
+      </w:r>
+    </w:p>
+    <w:p>
+      <w:pPr>
+        <w:pStyle w:val="BodyText"/>
+      </w:pPr>
+      <w:r>
+        <w:t xml:space="preserve">크리스티나: 물론 갈 수 있어요. 디마, 수사관 소환장도 왔어요, 월요일이에요.</w:t>
+      </w:r>
+    </w:p>
+    <w:p>
+      <w:pPr>
+        <w:pStyle w:val="BodyText"/>
+      </w:pPr>
+      <w:r>
+        <w:t xml:space="preserve">디마: 소환장 얘긴 규칙상 못 해요. 하지만 애들 얘긴 할 수 있어요. 그럼 내일 9시예요.</w:t>
       </w:r>
     </w:p>
     <w:bookmarkEnd w:id="33"/>
@@ -4111,247 +4111,247 @@
         <w:pStyle w:val="FirstParagraph"/>
       </w:pPr>
       <w:r>
-        <w:t xml:space="preserve">크리스티나: 여기요. 사진 일곱 장. 이름만 있어요. 주사 날짜. 누가 놨는지.</w:t>
-      </w:r>
-    </w:p>
-    <w:p>
-      <w:pPr>
-        <w:pStyle w:val="BodyText"/>
-      </w:pPr>
-      <w:r>
-        <w:t xml:space="preserve">코르닐로바: 주세요. 아직 말하지 마요. 보고 있어요.</w:t>
-      </w:r>
-    </w:p>
-    <w:p>
-      <w:pPr>
-        <w:pStyle w:val="BodyText"/>
-      </w:pPr>
-      <w:r>
-        <w:t xml:space="preserve">자이체프: 크리스티나, 규칙 하나. 여기선 고객들의 건강 얘기만 해요. 사건도, 소환장도, 공급자도 아니고. 그게 당신과 우리를 모두 보호해요. 알겠죠?</w:t>
-      </w:r>
-    </w:p>
-    <w:p>
-      <w:pPr>
-        <w:pStyle w:val="BodyText"/>
-      </w:pPr>
-      <w:r>
-        <w:t xml:space="preserve">크리스티나: 알겠어요. 디마도 어제 똑같이 말했어요. 세 번.</w:t>
-      </w:r>
-    </w:p>
-    <w:p>
-      <w:pPr>
-        <w:pStyle w:val="BodyText"/>
-      </w:pPr>
-      <w:r>
-        <w:t xml:space="preserve">코르닐로바: 비카. 입술. 결절 두 개, 단단해요. 지연 반응이에요. 가교제가 남은 젤 같아요. 갈리예프 성적서처럼. 이건 저절로 안 없어져요 — 녹여야 해요.</w:t>
-      </w:r>
-    </w:p>
-    <w:p>
-      <w:pPr>
-        <w:pStyle w:val="BodyText"/>
-      </w:pPr>
-      <w:r>
-        <w:t xml:space="preserve">이리나: 크리스티나, 상자 있어요? 하나라도?</w:t>
-      </w:r>
-    </w:p>
-    <w:p>
-      <w:pPr>
-        <w:pStyle w:val="BodyText"/>
-      </w:pPr>
-      <w:r>
-        <w:t xml:space="preserve">크리스티나: 있어요. 이제 다 보관해요. 방송 이후로. 상자 네 개. 둘은 — 당신들 스티커. 둘은 — 이탈리아 거.</w:t>
-      </w:r>
-    </w:p>
-    <w:p>
-      <w:pPr>
-        <w:pStyle w:val="BodyText"/>
-      </w:pPr>
-      <w:r>
-        <w:t xml:space="preserve">올가: 이탈리아. 볼코프.</w:t>
-      </w:r>
-    </w:p>
-    <w:p>
-      <w:pPr>
-        <w:pStyle w:val="BodyText"/>
-      </w:pPr>
-      <w:r>
-        <w:t xml:space="preserve">크리스티나: 그게 볼코프 브랜드예요? 몰랐어요. 아르투르는 「이탈리아, 프리미엄」이라고 했어요.</w:t>
-      </w:r>
-    </w:p>
-    <w:p>
-      <w:pPr>
-        <w:pStyle w:val="BodyText"/>
-      </w:pPr>
-      <w:r>
-        <w:t xml:space="preserve">코르닐로바: 나머지 사진. 팔자 주름 — 같아요. 광대 — 더 나빠요, 깊어요, 뼈 바로 위. 둘은 — 가벼워요. 저절로 나아지겠지만 꼭 봐야 해요. 2주마다.</w:t>
-      </w:r>
-    </w:p>
-    <w:p>
-      <w:pPr>
-        <w:pStyle w:val="BodyText"/>
-      </w:pPr>
-      <w:r>
-        <w:t xml:space="preserve">알렉세이: 옐레나 빅토로브나, 뭐가 필요해요?</w:t>
-      </w:r>
-    </w:p>
-    <w:p>
-      <w:pPr>
-        <w:pStyle w:val="BodyText"/>
-      </w:pPr>
-      <w:r>
-        <w:t xml:space="preserve">코르닐로바: 진찰. 초음파. 다섯 명은 효소. 가끔 항생제. 그리고 석 달 관찰. 하루가 아니라.</w:t>
-      </w:r>
-    </w:p>
-    <w:p>
-      <w:pPr>
-        <w:pStyle w:val="BodyText"/>
-      </w:pPr>
-      <w:r>
-        <w:t xml:space="preserve">이리나: 얼마나 들어요? 대략이라도.</w:t>
-      </w:r>
-    </w:p>
-    <w:p>
-      <w:pPr>
-        <w:pStyle w:val="BodyText"/>
-      </w:pPr>
-      <w:r>
-        <w:t xml:space="preserve">코르닐로바: 내 진료비로는 — 1인당 약 3만. 원가로는 — 1만 2천.</w:t>
-      </w:r>
-    </w:p>
-    <w:p>
-      <w:pPr>
-        <w:pStyle w:val="BodyText"/>
-      </w:pPr>
-      <w:r>
-        <w:t xml:space="preserve">이리나: 일곱 명. 원가로 — 8만 4천. 관찰 추가. 약 12만.</w:t>
-      </w:r>
-    </w:p>
-    <w:p>
-      <w:pPr>
-        <w:pStyle w:val="BodyText"/>
-      </w:pPr>
-      <w:r>
-        <w:t xml:space="preserve">크리스티나: 나한테 돈 있어요. 낼게요. 내 애들이에요.</w:t>
-      </w:r>
-    </w:p>
-    <w:p>
-      <w:pPr>
-        <w:pStyle w:val="BodyText"/>
-      </w:pPr>
-      <w:r>
-        <w:t xml:space="preserve">알렉세이: 아니요. 당신 실수의 값은 다른 방식으로 내요. 돈이 아니라.</w:t>
-      </w:r>
-    </w:p>
-    <w:p>
-      <w:pPr>
-        <w:pStyle w:val="BodyText"/>
-      </w:pPr>
-      <w:r>
-        <w:t xml:space="preserve">크리스티나: 어떻게요?</w:t>
-      </w:r>
-    </w:p>
-    <w:p>
-      <w:pPr>
-        <w:pStyle w:val="BodyText"/>
-      </w:pPr>
-      <w:r>
-        <w:t xml:space="preserve">알렉세이: 그 사람들을 직접 데려와요. 그리고 하루 종일 옆에 있어요. 그들은 우리가 아니라 당신을 믿으니까.</w:t>
-      </w:r>
-    </w:p>
-    <w:p>
-      <w:pPr>
-        <w:pStyle w:val="BodyText"/>
-      </w:pPr>
-      <w:r>
-        <w:t xml:space="preserve">크리스티나: 다들 날 미워해요. 둘은 전화를 안 받아요.</w:t>
-      </w:r>
-    </w:p>
-    <w:p>
-      <w:pPr>
-        <w:pStyle w:val="BodyText"/>
-      </w:pPr>
-      <w:r>
-        <w:t xml:space="preserve">디마: 다섯은 받잖아요. 반이 넘어요.</w:t>
-      </w:r>
-    </w:p>
-    <w:p>
-      <w:pPr>
-        <w:pStyle w:val="BodyText"/>
-      </w:pPr>
-      <w:r>
-        <w:t xml:space="preserve">올가: 어디서 진료해요? 효소 주사는 의료 행위예요. 면허가 필요해요.</w:t>
-      </w:r>
-    </w:p>
-    <w:p>
-      <w:pPr>
-        <w:pStyle w:val="BodyText"/>
-      </w:pPr>
-      <w:r>
-        <w:t xml:space="preserve">알리나: 우리 클리닉이요. 소콜니키. 토요일 9시부터. 처치실 둘, 초음파. 간호사에게 전화할게요.</w:t>
-      </w:r>
-    </w:p>
-    <w:p>
-      <w:pPr>
-        <w:pStyle w:val="BodyText"/>
-      </w:pPr>
-      <w:r>
-        <w:t xml:space="preserve">코르닐로바: 알리나, 토요일엔 그룹 수업 있잖아요.</w:t>
-      </w:r>
-    </w:p>
-    <w:p>
-      <w:pPr>
-        <w:pStyle w:val="BodyText"/>
-      </w:pPr>
-      <w:r>
-        <w:t xml:space="preserve">알리나: 미룰게요. 와서 보라고 할 거예요. 내가 줄 수 있는 최고의 수업이에요.</w:t>
-      </w:r>
-    </w:p>
-    <w:p>
-      <w:pPr>
-        <w:pStyle w:val="BodyText"/>
-      </w:pPr>
-      <w:r>
-        <w:t xml:space="preserve">자이체프: 잠깐만요. 남의 위조품 비용을 내면 — 법적으로 잘못을 인정하는 건가요?</w:t>
-      </w:r>
-    </w:p>
-    <w:p>
-      <w:pPr>
-        <w:pStyle w:val="BodyText"/>
-      </w:pPr>
-      <w:r>
-        <w:t xml:space="preserve">올가: 아르툠, 인정하는 게 아니에요. 치료하는 거예요. 다른 동사예요.</w:t>
-      </w:r>
-    </w:p>
-    <w:p>
-      <w:pPr>
-        <w:pStyle w:val="BodyText"/>
-      </w:pPr>
-      <w:r>
-        <w:t xml:space="preserve">자이체프: 그럼 동의서마다 이렇게 써요: 「도움은 무상으로, 책임을 인정하지 않고 제공됩니다」. 이 문구 없이는 — 시작 안 해요. 환자 한 명도. 아무리 간절히 부탁해도.</w:t>
-      </w:r>
-    </w:p>
-    <w:p>
-      <w:pPr>
-        <w:pStyle w:val="BodyText"/>
-      </w:pPr>
-      <w:r>
-        <w:t xml:space="preserve">이리나: 적었어요. 동의서, 문구, 환자 서명.</w:t>
-      </w:r>
-    </w:p>
-    <w:p>
-      <w:pPr>
-        <w:pStyle w:val="BodyText"/>
-      </w:pPr>
-      <w:r>
-        <w:t xml:space="preserve">크리스티나: 왜 날 도와줘요? 방송에서… 처음엔 당신들이 거짓말한다고 했는데.</w:t>
-      </w:r>
-    </w:p>
-    <w:p>
-      <w:pPr>
-        <w:pStyle w:val="BodyText"/>
-      </w:pPr>
-      <w:r>
-        <w:t xml:space="preserve">알렉세이: 당신을 돕는 게 아니에요. 비카를 돕는 거예요. 그리고 다른 여섯 명을.</w:t>
+        <w:t xml:space="preserve">크리스티나: 여기 사진 일곱 장이에요. 이름, 주사 날짜, 누가 놨는지만 있어요.</w:t>
+      </w:r>
+    </w:p>
+    <w:p>
+      <w:pPr>
+        <w:pStyle w:val="BodyText"/>
+      </w:pPr>
+      <w:r>
+        <w:t xml:space="preserve">코르닐로바: 이리 주세요. 그리고 아직 말하지 마요, 보고 있어요.</w:t>
+      </w:r>
+    </w:p>
+    <w:p>
+      <w:pPr>
+        <w:pStyle w:val="BodyText"/>
+      </w:pPr>
+      <w:r>
+        <w:t xml:space="preserve">자이체프: 크리스티나, 규칙이 하나 있어요. 여기선 고객들의 건강 얘기만 해요. 사건도, 소환장도, 공급자도 아니고요. 그게 당신과 우리를 모두 보호해요. 알겠죠?</w:t>
+      </w:r>
+    </w:p>
+    <w:p>
+      <w:pPr>
+        <w:pStyle w:val="BodyText"/>
+      </w:pPr>
+      <w:r>
+        <w:t xml:space="preserve">크리스티나: 알겠어요, 디마도 어제 똑같은 말을 했거든요, 그것도 세 번이나.</w:t>
+      </w:r>
+    </w:p>
+    <w:p>
+      <w:pPr>
+        <w:pStyle w:val="BodyText"/>
+      </w:pPr>
+      <w:r>
+        <w:t xml:space="preserve">코르닐로바: 비카, 입술. 단단한 결절 두 개, 지연 반응이에요. 갈리예프 성적서처럼 가교제가 남은 젤 같아요. 이건 저절로 안 없어지니까 녹여야 하고, 빠를수록 좋아요.</w:t>
+      </w:r>
+    </w:p>
+    <w:p>
+      <w:pPr>
+        <w:pStyle w:val="BodyText"/>
+      </w:pPr>
+      <w:r>
+        <w:t xml:space="preserve">이리나: 크리스티나, 상자가 남아 있어요? 하나라도요?</w:t>
+      </w:r>
+    </w:p>
+    <w:p>
+      <w:pPr>
+        <w:pStyle w:val="BodyText"/>
+      </w:pPr>
+      <w:r>
+        <w:t xml:space="preserve">크리스티나: 남아 있어요, 방송 이후로 다 보관하거든요. 상자 네 개인데, 둘은 당신들 스티커고 둘은 이탈리아 거예요.</w:t>
+      </w:r>
+    </w:p>
+    <w:p>
+      <w:pPr>
+        <w:pStyle w:val="BodyText"/>
+      </w:pPr>
+      <w:r>
+        <w:t xml:space="preserve">올가: 이탈리아 상자요? 그럼 볼코프 브랜드예요, 다른 사람일 리 없어요.</w:t>
+      </w:r>
+    </w:p>
+    <w:p>
+      <w:pPr>
+        <w:pStyle w:val="BodyText"/>
+      </w:pPr>
+      <w:r>
+        <w:t xml:space="preserve">크리스티나: 그게 볼코프 브랜드예요? 몰랐어요, 아르투르가 「이탈리아, 프리미엄」이라고 했거든요.</w:t>
+      </w:r>
+    </w:p>
+    <w:p>
+      <w:pPr>
+        <w:pStyle w:val="BodyText"/>
+      </w:pPr>
+      <w:r>
+        <w:t xml:space="preserve">코르닐로바: 이제 나머지 사진이요. 팔자 주름도 같아요. 광대는 뼈 바로 위라 깊어서 더 나빠요. 둘은 가벼워서 저절로 나아지겠지만 2주마다 꼭 봐야 해요.</w:t>
+      </w:r>
+    </w:p>
+    <w:p>
+      <w:pPr>
+        <w:pStyle w:val="BodyText"/>
+      </w:pPr>
+      <w:r>
+        <w:t xml:space="preserve">알렉세이: 옐레나 빅토로브나, 지금 그 사람들한테 뭐가 필요해요?</w:t>
+      </w:r>
+    </w:p>
+    <w:p>
+      <w:pPr>
+        <w:pStyle w:val="BodyText"/>
+      </w:pPr>
+      <w:r>
+        <w:t xml:space="preserve">코르닐로바: 진찰, 초음파, 그리고 다섯 명은 효소. 가끔 항생제도 필요해요. 그리고 하루가 아니라 석 달 동안 관찰해야 해요.</w:t>
+      </w:r>
+    </w:p>
+    <w:p>
+      <w:pPr>
+        <w:pStyle w:val="BodyText"/>
+      </w:pPr>
+      <w:r>
+        <w:t xml:space="preserve">이리나: 그럼 대략이라도 얼마나 들까요?</w:t>
+      </w:r>
+    </w:p>
+    <w:p>
+      <w:pPr>
+        <w:pStyle w:val="BodyText"/>
+      </w:pPr>
+      <w:r>
+        <w:t xml:space="preserve">코르닐로바: 내 진료비로는 1인당 약 3만, 원가로는 1만 2천이에요.</w:t>
+      </w:r>
+    </w:p>
+    <w:p>
+      <w:pPr>
+        <w:pStyle w:val="BodyText"/>
+      </w:pPr>
+      <w:r>
+        <w:t xml:space="preserve">이리나: 일곱 명을 원가로 하면 8만 4천이고, 관찰까지 하면 약 12만이에요.</w:t>
+      </w:r>
+    </w:p>
+    <w:p>
+      <w:pPr>
+        <w:pStyle w:val="BodyText"/>
+      </w:pPr>
+      <w:r>
+        <w:t xml:space="preserve">크리스티나: 나한테 돈 있으니까 낼게요. 내 애들이잖아요.</w:t>
+      </w:r>
+    </w:p>
+    <w:p>
+      <w:pPr>
+        <w:pStyle w:val="BodyText"/>
+      </w:pPr>
+      <w:r>
+        <w:t xml:space="preserve">알렉세이: 아니요. 당신 실수의 값은 돈이 아니라 다른 방식으로 내요.</w:t>
+      </w:r>
+    </w:p>
+    <w:p>
+      <w:pPr>
+        <w:pStyle w:val="BodyText"/>
+      </w:pPr>
+      <w:r>
+        <w:t xml:space="preserve">크리스티나: 그럼 내가 어떻게 내야 하는데요?</w:t>
+      </w:r>
+    </w:p>
+    <w:p>
+      <w:pPr>
+        <w:pStyle w:val="BodyText"/>
+      </w:pPr>
+      <w:r>
+        <w:t xml:space="preserve">알렉세이: 그 사람들을 직접 데려오고, 하루 종일 옆에 있어요. 그들은 우리가 아니라 당신을 믿으니까요.</w:t>
+      </w:r>
+    </w:p>
+    <w:p>
+      <w:pPr>
+        <w:pStyle w:val="BodyText"/>
+      </w:pPr>
+      <w:r>
+        <w:t xml:space="preserve">크리스티나: 다들 날 미워해요, 둘은 전화도 안 받아요.</w:t>
+      </w:r>
+    </w:p>
+    <w:p>
+      <w:pPr>
+        <w:pStyle w:val="BodyText"/>
+      </w:pPr>
+      <w:r>
+        <w:t xml:space="preserve">디마: 대신 다섯은 받잖아요. 벌써 반이 넘어요.</w:t>
+      </w:r>
+    </w:p>
+    <w:p>
+      <w:pPr>
+        <w:pStyle w:val="BodyText"/>
+      </w:pPr>
+      <w:r>
+        <w:t xml:space="preserve">올가: 어디서 진료해요? 효소 주사는 의료 행위라 면허가 필요해요.</w:t>
+      </w:r>
+    </w:p>
+    <w:p>
+      <w:pPr>
+        <w:pStyle w:val="BodyText"/>
+      </w:pPr>
+      <w:r>
+        <w:t xml:space="preserve">알리나: 우리 클리닉에서요, 소콜니키, 토요일 9시부터. 처치실 둘에 초음파가 있고, 간호사에게 전화할게요.</w:t>
+      </w:r>
+    </w:p>
+    <w:p>
+      <w:pPr>
+        <w:pStyle w:val="BodyText"/>
+      </w:pPr>
+      <w:r>
+        <w:t xml:space="preserve">코르닐로바: 알리나, 그런데 토요일엔 그룹 수업 있잖아요.</w:t>
+      </w:r>
+    </w:p>
+    <w:p>
+      <w:pPr>
+        <w:pStyle w:val="BodyText"/>
+      </w:pPr>
+      <w:r>
+        <w:t xml:space="preserve">알리나: 수업은 미루고, 차라리 와서 보라고 할 거예요. 내가 줄 수 있는 최고의 수업이에요.</w:t>
+      </w:r>
+    </w:p>
+    <w:p>
+      <w:pPr>
+        <w:pStyle w:val="BodyText"/>
+      </w:pPr>
+      <w:r>
+        <w:t xml:space="preserve">자이체프: 잠깐만요. 남의 위조품 비용을 내면 법적으로 잘못을 인정하는 게 되나요?</w:t>
+      </w:r>
+    </w:p>
+    <w:p>
+      <w:pPr>
+        <w:pStyle w:val="BodyText"/>
+      </w:pPr>
+      <w:r>
+        <w:t xml:space="preserve">올가: 아르툠, 인정하는 게 아니에요. 치료하는 거예요. 다른 동사고, 그 차이는 엄청나요. 20년 동안 말을 다뤄 오면서 그 말이 나중에 법정에서 어떻게 읽히는지 아는 사람으로서 하는 말이에요.</w:t>
+      </w:r>
+    </w:p>
+    <w:p>
+      <w:pPr>
+        <w:pStyle w:val="BodyText"/>
+      </w:pPr>
+      <w:r>
+        <w:t xml:space="preserve">자이체프: 그럼 동의서마다 이렇게 써요: 「도움은 무상으로, 책임을 인정하지 않고 제공됩니다」. 이 문구 없이는 시작 안 해요. 아무리 간절히 부탁해도 환자 한 명도 안 돼요. 그게 내 유일한 조건이고 논의 대상이 아니에요.</w:t>
+      </w:r>
+    </w:p>
+    <w:p>
+      <w:pPr>
+        <w:pStyle w:val="BodyText"/>
+      </w:pPr>
+      <w:r>
+        <w:t xml:space="preserve">이리나: 적었어요: 동의서, 그 문구, 환자 서명.</w:t>
+      </w:r>
+    </w:p>
+    <w:p>
+      <w:pPr>
+        <w:pStyle w:val="BodyText"/>
+      </w:pPr>
+      <w:r>
+        <w:t xml:space="preserve">크리스티나: 왜 날 도와줘요? 방송에서 처음엔 당신들이 거짓말한다고 했는데.</w:t>
+      </w:r>
+    </w:p>
+    <w:p>
+      <w:pPr>
+        <w:pStyle w:val="BodyText"/>
+      </w:pPr>
+      <w:r>
+        <w:t xml:space="preserve">알렉세이: 당신이 아니라 비카와 다른 여섯 명을 돕는 거예요.</w:t>
       </w:r>
     </w:p>
     <w:p>
@@ -4367,15 +4367,15 @@
         <w:pStyle w:val="BodyText"/>
       </w:pPr>
       <w:r>
-        <w:t xml:space="preserve">디마: 그럼 한 달 뒤에 비카가 전화했겠죠. 밤에. 조야한테. 우린 어쨌든 도왔을 거예요. 더 늦게.</w:t>
-      </w:r>
-    </w:p>
-    <w:p>
-      <w:pPr>
-        <w:pStyle w:val="BodyText"/>
-      </w:pPr>
-      <w:r>
-        <w:t xml:space="preserve">코르닐로바: 더 늦게 — 는 더 나쁘다는 뜻이에요. 결절은 기다리는 걸 싫어해요. 그러니까 전화해 줘서 고마워요, 크리스티나.</w:t>
+        <w:t xml:space="preserve">디마: 그럼 한 달 뒤 밤에 비카가 조야한테 전화했겠죠. 우린 어쨌든 도왔을 거예요, 더 늦게요.</w:t>
+      </w:r>
+    </w:p>
+    <w:p>
+      <w:pPr>
+        <w:pStyle w:val="BodyText"/>
+      </w:pPr>
+      <w:r>
+        <w:t xml:space="preserve">코르닐로바: 더 늦게는 더 나쁘다는 뜻이에요, 결절은 기다리는 걸 싫어하니까요. 그러니까 전화해 줘서 고마워요, 크리스티나.</w:t>
       </w:r>
     </w:p>
     <w:p>
@@ -4401,55 +4401,55 @@
         <w:pStyle w:val="FirstParagraph"/>
       </w:pPr>
       <w:r>
-        <w:t xml:space="preserve">알리나: 다음 분. 비카, 들어오세요. 겁내지 마세요. 여기선 아무도 당신을 혼내지 않아요.</w:t>
-      </w:r>
-    </w:p>
-    <w:p>
-      <w:pPr>
-        <w:pStyle w:val="BodyText"/>
-      </w:pPr>
-      <w:r>
-        <w:t xml:space="preserve">비카: 안녕하세요. 크리스티나가 — 무료라고 했어요. 정말이에요? 이제 아무것도 못 믿겠어요.</w:t>
-      </w:r>
-    </w:p>
-    <w:p>
-      <w:pPr>
-        <w:pStyle w:val="BodyText"/>
-      </w:pPr>
-      <w:r>
-        <w:t xml:space="preserve">코르닐로바: 정말이에요. 여기 동의서. 읽어 보세요. 특히 마지막 줄.</w:t>
-      </w:r>
-    </w:p>
-    <w:p>
-      <w:pPr>
-        <w:pStyle w:val="BodyText"/>
-      </w:pPr>
-      <w:r>
-        <w:t xml:space="preserve">비카: 「책임을 인정하지 않고」. 그러니까 당신들 잘못이 아니라는 거죠?</w:t>
-      </w:r>
-    </w:p>
-    <w:p>
-      <w:pPr>
-        <w:pStyle w:val="BodyText"/>
-      </w:pPr>
-      <w:r>
-        <w:t xml:space="preserve">코르닐로바: 우리가 놓은 게 아니니까요. 하지만 도울 수 있어요. 누우세요. 초음파.</w:t>
-      </w:r>
-    </w:p>
-    <w:p>
-      <w:pPr>
-        <w:pStyle w:val="BodyText"/>
-      </w:pPr>
-      <w:r>
-        <w:t xml:space="preserve">비카: 크리스티나, 여기 있어? 있을 거지?</w:t>
-      </w:r>
-    </w:p>
-    <w:p>
-      <w:pPr>
-        <w:pStyle w:val="BodyText"/>
-      </w:pPr>
-      <w:r>
-        <w:t xml:space="preserve">크리스티나: 여기 있어. 하루 종일. 아무 데도 안 가.</w:t>
+        <w:t xml:space="preserve">알리나: 다음 분, 비카, 들어오세요. 겁내지 마세요, 여기선 아무도 당신을 혼내지 않아요.</w:t>
+      </w:r>
+    </w:p>
+    <w:p>
+      <w:pPr>
+        <w:pStyle w:val="BodyText"/>
+      </w:pPr>
+      <w:r>
+        <w:t xml:space="preserve">비카: 안녕하세요. 크리스티나가 무료라고 했는데, 정말이에요? 이제 아무것도 못 믿겠어요.</w:t>
+      </w:r>
+    </w:p>
+    <w:p>
+      <w:pPr>
+        <w:pStyle w:val="BodyText"/>
+      </w:pPr>
+      <w:r>
+        <w:t xml:space="preserve">코르닐로바: 정말이에요. 여기 동의서요, 꼼꼼히 읽어 보세요, 특히 마지막 줄을요.</w:t>
+      </w:r>
+    </w:p>
+    <w:p>
+      <w:pPr>
+        <w:pStyle w:val="BodyText"/>
+      </w:pPr>
+      <w:r>
+        <w:t xml:space="preserve">비카: 「책임을 인정하지 않고」… 그러니까 당신들 잘못이 아니라는 거죠?</w:t>
+      </w:r>
+    </w:p>
+    <w:p>
+      <w:pPr>
+        <w:pStyle w:val="BodyText"/>
+      </w:pPr>
+      <w:r>
+        <w:t xml:space="preserve">코르닐로바: 우리가 놓은 건 아니지만 도울 수는 있어요. 누우세요, 먼저 초음파를 할게요.</w:t>
+      </w:r>
+    </w:p>
+    <w:p>
+      <w:pPr>
+        <w:pStyle w:val="BodyText"/>
+      </w:pPr>
+      <w:r>
+        <w:t xml:space="preserve">비카: 크리스티나, 옆에 있어? 끝까지 같이 있을 거지?</w:t>
+      </w:r>
+    </w:p>
+    <w:p>
+      <w:pPr>
+        <w:pStyle w:val="BodyText"/>
+      </w:pPr>
+      <w:r>
+        <w:t xml:space="preserve">크리스티나: 여기 있어, 하루 종일. 아무 데도 안 가, 약속해.</w:t>
       </w:r>
     </w:p>
     <w:p>
@@ -4465,175 +4465,175 @@
         <w:pStyle w:val="BodyText"/>
       </w:pPr>
       <w:r>
-        <w:t xml:space="preserve">크리스티나: 기억나. 그렇게 생각했어. 내가 틀렸어. 미안해.</w:t>
-      </w:r>
-    </w:p>
-    <w:p>
-      <w:pPr>
-        <w:pStyle w:val="BodyText"/>
-      </w:pPr>
-      <w:r>
-        <w:t xml:space="preserve">비카: 미안해… 됐어. 선생님, 어때요?</w:t>
-      </w:r>
-    </w:p>
-    <w:p>
-      <w:pPr>
-        <w:pStyle w:val="BodyText"/>
-      </w:pPr>
-      <w:r>
-        <w:t xml:space="preserve">코르닐로바: 결절 두 개. 젤이 고르지 않고 뭉쳐 있어요. 우리 젤이 아니고, 아마 한국산도 전혀 아닐 거예요. 지금 효소를 넣을게요. 불편하지만 금방이에요. 알리나 손을 잡으세요.</w:t>
-      </w:r>
-    </w:p>
-    <w:p>
-      <w:pPr>
-        <w:pStyle w:val="BodyText"/>
-      </w:pPr>
-      <w:r>
-        <w:t xml:space="preserve">비카: 전보다 더 아파요?</w:t>
-      </w:r>
-    </w:p>
-    <w:p>
-      <w:pPr>
-        <w:pStyle w:val="BodyText"/>
-      </w:pPr>
-      <w:r>
-        <w:t xml:space="preserve">코르닐로바: 아니요. 이 젤 때문에 겪는 마지막 아픔이에요. 그다음부턴 나아질 뿐이에요.</w:t>
-      </w:r>
-    </w:p>
-    <w:p>
-      <w:pPr>
-        <w:pStyle w:val="BodyText"/>
-      </w:pPr>
-      <w:r>
-        <w:t xml:space="preserve">알리나: 선생님이 하시는 동안 — 날 봐요. 숨 쉬어요. 하나, 둘.</w:t>
-      </w:r>
-    </w:p>
-    <w:p>
-      <w:pPr>
-        <w:pStyle w:val="BodyText"/>
-      </w:pPr>
-      <w:r>
-        <w:t xml:space="preserve">디마: 옐레나 빅토로브나, 비카의 상자. 「C」형. 우리 스티커, 흰색 플런저. 코드 없음.</w:t>
-      </w:r>
-    </w:p>
-    <w:p>
-      <w:pPr>
-        <w:pStyle w:val="BodyText"/>
-      </w:pPr>
-      <w:r>
-        <w:t xml:space="preserve">코르닐로바: 번호를 보고서에 적어요. 번호는 — 이리나에게. 비카는 — 나에게.</w:t>
-      </w:r>
-    </w:p>
-    <w:p>
-      <w:pPr>
-        <w:pStyle w:val="BodyText"/>
-      </w:pPr>
-      <w:r>
-        <w:t xml:space="preserve">비카: 아… 끝났어요?</w:t>
-      </w:r>
-    </w:p>
-    <w:p>
-      <w:pPr>
-        <w:pStyle w:val="BodyText"/>
-      </w:pPr>
-      <w:r>
-        <w:t xml:space="preserve">코르닐로바: 첫 번째는 — 끝. 2주 뒤 — 한 번 더. 그다음 석 달 지켜봐요.</w:t>
-      </w:r>
-    </w:p>
-    <w:p>
-      <w:pPr>
-        <w:pStyle w:val="BodyText"/>
-      </w:pPr>
-      <w:r>
-        <w:t xml:space="preserve">비카: 석 달. 누구도 「석 달」이라고 한 적 없어요. 다들 「하루면 없어진다」고 했죠.</w:t>
-      </w:r>
-    </w:p>
-    <w:p>
-      <w:pPr>
-        <w:pStyle w:val="BodyText"/>
-      </w:pPr>
-      <w:r>
-        <w:t xml:space="preserve">크리스티나: 그건 내가 한 말이야. 내가.</w:t>
-      </w:r>
-    </w:p>
-    <w:p>
-      <w:pPr>
-        <w:pStyle w:val="BodyText"/>
-      </w:pPr>
-      <w:r>
-        <w:t xml:space="preserve">비카: 너인 거 알아. 하지만 넌 오늘 여기 있잖아. 다른 마스터들은 — 없고.</w:t>
-      </w:r>
-    </w:p>
-    <w:p>
-      <w:pPr>
-        <w:pStyle w:val="BodyText"/>
-      </w:pPr>
-      <w:r>
-        <w:t xml:space="preserve">알리나: 다음 — 나스탸 P. 팔자 주름. 크리스티나, 불러 줄래요?</w:t>
-      </w:r>
-    </w:p>
-    <w:p>
-      <w:pPr>
-        <w:pStyle w:val="BodyText"/>
-      </w:pPr>
-      <w:r>
-        <w:t xml:space="preserve">크리스티나: 부를게요. 나스탸… 마스터예요. 내 제자. 자기 얼굴에 직접 놨어요.</w:t>
-      </w:r>
-    </w:p>
-    <w:p>
-      <w:pPr>
-        <w:pStyle w:val="BodyText"/>
-      </w:pPr>
-      <w:r>
-        <w:t xml:space="preserve">코르닐로바: 자기 얼굴에? 데려와요. 이건 모두에게 별도의 수업이에요.</w:t>
-      </w:r>
-    </w:p>
-    <w:p>
-      <w:pPr>
-        <w:pStyle w:val="BodyText"/>
-      </w:pPr>
-      <w:r>
-        <w:t xml:space="preserve">디마: 일곱 중 다섯이 왔어요. 둘은 — 안 왔어요. 크리스티나가 한 번 더 썼어요.</w:t>
-      </w:r>
-    </w:p>
-    <w:p>
-      <w:pPr>
-        <w:pStyle w:val="BodyText"/>
-      </w:pPr>
-      <w:r>
-        <w:t xml:space="preserve">크리스티나: 한 명이 답했어요. 「다음 주 토요일에 갈게. 너희가 아직 있으면」.</w:t>
-      </w:r>
-    </w:p>
-    <w:p>
-      <w:pPr>
-        <w:pStyle w:val="BodyText"/>
-      </w:pPr>
-      <w:r>
-        <w:t xml:space="preserve">알리나: 있어요. 써요: 「있을게」. 「있으면」 없이.</w:t>
-      </w:r>
-    </w:p>
-    <w:p>
-      <w:pPr>
-        <w:pStyle w:val="BodyText"/>
-      </w:pPr>
-      <w:r>
-        <w:t xml:space="preserve">크리스티나: 쓸게요. 「있을게」.</w:t>
-      </w:r>
-    </w:p>
-    <w:p>
-      <w:pPr>
-        <w:pStyle w:val="BodyText"/>
-      </w:pPr>
-      <w:r>
-        <w:t xml:space="preserve">알리나: 됐어요. 이제 그건 광고가 아니라 약속이에요.</w:t>
-      </w:r>
-    </w:p>
-    <w:p>
-      <w:pPr>
-        <w:pStyle w:val="BodyText"/>
-      </w:pPr>
-      <w:r>
-        <w:t xml:space="preserve">크리스티나: 약속. 전엔 「할인」만 썼는데.</w:t>
+        <w:t xml:space="preserve">크리스티나: 물론 기억나. 정말 그렇게 생각했는데 내가 틀렸어. 그래서 지금 용서를 빌어.</w:t>
+      </w:r>
+    </w:p>
+    <w:p>
+      <w:pPr>
+        <w:pStyle w:val="BodyText"/>
+      </w:pPr>
+      <w:r>
+        <w:t xml:space="preserve">비카: 미안하다니… 그래, 됐어. 선생님, 화면에 뭐가 보여요?</w:t>
+      </w:r>
+    </w:p>
+    <w:p>
+      <w:pPr>
+        <w:pStyle w:val="BodyText"/>
+      </w:pPr>
+      <w:r>
+        <w:t xml:space="preserve">코르닐로바: 결절 두 개, 젤이 고르지 않고 뭉쳐 있어요. 우리 젤이 아니고, 아마 한국산도 전혀 아닐 거예요. 지금 효소를 넣을게요. 불편하지만 금방이에요. 알리나 손을 잡고 되도록 움직이지 마세요.</w:t>
+      </w:r>
+    </w:p>
+    <w:p>
+      <w:pPr>
+        <w:pStyle w:val="BodyText"/>
+      </w:pPr>
+      <w:r>
+        <w:t xml:space="preserve">비카: 겨울에 젤 맞을 때보다 더 아파요?</w:t>
+      </w:r>
+    </w:p>
+    <w:p>
+      <w:pPr>
+        <w:pStyle w:val="BodyText"/>
+      </w:pPr>
+      <w:r>
+        <w:t xml:space="preserve">코르닐로바: 아니요. 이 젤 때문에 겪는 마지막 아픔이고, 그다음부턴 나아질 뿐이에요.</w:t>
+      </w:r>
+    </w:p>
+    <w:p>
+      <w:pPr>
+        <w:pStyle w:val="BodyText"/>
+      </w:pPr>
+      <w:r>
+        <w:t xml:space="preserve">알리나: 선생님이 하시는 동안 날 보면서 숨 쉬어요. 하나, 둘, 그렇게요.</w:t>
+      </w:r>
+    </w:p>
+    <w:p>
+      <w:pPr>
+        <w:pStyle w:val="BodyText"/>
+      </w:pPr>
+      <w:r>
+        <w:t xml:space="preserve">디마: 옐레나 빅토로브나, 여기 비카의 상자예요. 「C」형이에요: 우리 스티커, 흰색 플런저, 코드 없음.</w:t>
+      </w:r>
+    </w:p>
+    <w:p>
+      <w:pPr>
+        <w:pStyle w:val="BodyText"/>
+      </w:pPr>
+      <w:r>
+        <w:t xml:space="preserve">코르닐로바: 번호를 보고서에 적어요. 번호는 이리나에게 주고, 비카는 나랑 있게 해요.</w:t>
+      </w:r>
+    </w:p>
+    <w:p>
+      <w:pPr>
+        <w:pStyle w:val="BodyText"/>
+      </w:pPr>
+      <w:r>
+        <w:t xml:space="preserve">비카: 아, 불편해… 이게 끝이에요, 아니면 더 있어요?</w:t>
+      </w:r>
+    </w:p>
+    <w:p>
+      <w:pPr>
+        <w:pStyle w:val="BodyText"/>
+      </w:pPr>
+      <w:r>
+        <w:t xml:space="preserve">코르닐로바: 첫 번째는 끝이에요. 2주 뒤에 한 번 더 하고, 그다음 석 달 지켜봐요.</w:t>
+      </w:r>
+    </w:p>
+    <w:p>
+      <w:pPr>
+        <w:pStyle w:val="BodyText"/>
+      </w:pPr>
+      <w:r>
+        <w:t xml:space="preserve">비카: 석 달… 누구도 「석 달」이라고 한 적 없어요. 다들 「하루면 없어진다」고 했죠.</w:t>
+      </w:r>
+    </w:p>
+    <w:p>
+      <w:pPr>
+        <w:pStyle w:val="BodyText"/>
+      </w:pPr>
+      <w:r>
+        <w:t xml:space="preserve">크리스티나: 그건 내가 너한테 한 말이야, 다른 누구도 아니고 바로 내가.</w:t>
+      </w:r>
+    </w:p>
+    <w:p>
+      <w:pPr>
+        <w:pStyle w:val="BodyText"/>
+      </w:pPr>
+      <w:r>
+        <w:t xml:space="preserve">비카: 너인 거 알아. 하지만 넌 오늘 여기 있고, 다른 마스터들은 없잖아.</w:t>
+      </w:r>
+    </w:p>
+    <w:p>
+      <w:pPr>
+        <w:pStyle w:val="BodyText"/>
+      </w:pPr>
+      <w:r>
+        <w:t xml:space="preserve">알리나: 다음 환자는 나스탸 P., 팔자 주름이에요. 크리스티나, 불러 줄래요?</w:t>
+      </w:r>
+    </w:p>
+    <w:p>
+      <w:pPr>
+        <w:pStyle w:val="BodyText"/>
+      </w:pPr>
+      <w:r>
+        <w:t xml:space="preserve">크리스티나: 부를게요. 나스탸는 마스터이자 내 제자인데, 거울 보면서 자기 얼굴에 직접 놨어요.</w:t>
+      </w:r>
+    </w:p>
+    <w:p>
+      <w:pPr>
+        <w:pStyle w:val="BodyText"/>
+      </w:pPr>
+      <w:r>
+        <w:t xml:space="preserve">코르닐로바: 거울 보면서 자기 얼굴에? 빨리 데려와요, 이건 모두에게 별도의 수업이 될 거예요.</w:t>
+      </w:r>
+    </w:p>
+    <w:p>
+      <w:pPr>
+        <w:pStyle w:val="BodyText"/>
+      </w:pPr>
+      <w:r>
+        <w:t xml:space="preserve">디마: 일곱 중 다섯이 왔고 둘은 안 왔어요. 크리스티나가 한 번 더 썼어요.</w:t>
+      </w:r>
+    </w:p>
+    <w:p>
+      <w:pPr>
+        <w:pStyle w:val="BodyText"/>
+      </w:pPr>
+      <w:r>
+        <w:t xml:space="preserve">크리스티나: 한 명이 답했어요: 「다음 주 토요일에 갈게. 너희가 아직 있으면」.</w:t>
+      </w:r>
+    </w:p>
+    <w:p>
+      <w:pPr>
+        <w:pStyle w:val="BodyText"/>
+      </w:pPr>
+      <w:r>
+        <w:t xml:space="preserve">알리나: 꼭 있을 거예요. 이렇게 써요: 「있을게」. 「있으면」 없이.</w:t>
+      </w:r>
+    </w:p>
+    <w:p>
+      <w:pPr>
+        <w:pStyle w:val="BodyText"/>
+      </w:pPr>
+      <w:r>
+        <w:t xml:space="preserve">크리스티나: 한 마디만 써요, 「있을게」. 벌써 보냈어요.</w:t>
+      </w:r>
+    </w:p>
+    <w:p>
+      <w:pPr>
+        <w:pStyle w:val="BodyText"/>
+      </w:pPr>
+      <w:r>
+        <w:t xml:space="preserve">알리나: 거봐요, 이제 그건 광고가 아니라 진짜 약속이에요.</w:t>
+      </w:r>
+    </w:p>
+    <w:p>
+      <w:pPr>
+        <w:pStyle w:val="BodyText"/>
+      </w:pPr>
+      <w:r>
+        <w:t xml:space="preserve">크리스티나: 약속이라… 전엔 「할인」이라는 말만 썼는데.</w:t>
       </w:r>
     </w:p>
     <w:bookmarkEnd w:id="35"/>
@@ -4651,31 +4651,31 @@
         <w:pStyle w:val="FirstParagraph"/>
       </w:pPr>
       <w:r>
-        <w:t xml:space="preserve">알렉세이: 세르게이 파블로비치. 직접 오셨어요?</w:t>
-      </w:r>
-    </w:p>
-    <w:p>
-      <w:pPr>
-        <w:pStyle w:val="BodyText"/>
-      </w:pPr>
-      <w:r>
-        <w:t xml:space="preserve">볼코프: 아침 8시에 전화했잖아요. 이탈리아 상자 두 개, 내 브랜드. 내 의료 이사를 데려왔어요.</w:t>
-      </w:r>
-    </w:p>
-    <w:p>
-      <w:pPr>
-        <w:pStyle w:val="BodyText"/>
-      </w:pPr>
-      <w:r>
-        <w:t xml:space="preserve">크리스티나: 이분이… 볼코프? 그 볼코프?</w:t>
-      </w:r>
-    </w:p>
-    <w:p>
-      <w:pPr>
-        <w:pStyle w:val="BodyText"/>
-      </w:pPr>
-      <w:r>
-        <w:t xml:space="preserve">볼코프: 그 볼코프. 그리고 당신은 — 그 크리스티나. 채널의 얼굴. 당신 얼굴이 내 스티커를 팔았죠.</w:t>
+        <w:t xml:space="preserve">알렉세이: 세르게이 파블로비치? 여기까지 직접 오셨어요?</w:t>
+      </w:r>
+    </w:p>
+    <w:p>
+      <w:pPr>
+        <w:pStyle w:val="BodyText"/>
+      </w:pPr>
+      <w:r>
+        <w:t xml:space="preserve">볼코프: 아침 8시에 전화했잖아요, 이탈리아 상자 두 개, 내 브랜드라고. 그래서 내 의료 이사를 데려왔어요.</w:t>
+      </w:r>
+    </w:p>
+    <w:p>
+      <w:pPr>
+        <w:pStyle w:val="BodyText"/>
+      </w:pPr>
+      <w:r>
+        <w:t xml:space="preserve">크리스티나: 이분이 볼코프예요? 다들 말하는 그 볼코프?</w:t>
+      </w:r>
+    </w:p>
+    <w:p>
+      <w:pPr>
+        <w:pStyle w:val="BodyText"/>
+      </w:pPr>
+      <w:r>
+        <w:t xml:space="preserve">볼코프: 그 볼코프예요. 그리고 당신은 그 크리스티나, 채널의 얼굴이죠. 당신 얼굴이 내 스티커를 팔았어요.</w:t>
       </w:r>
     </w:p>
     <w:p>
@@ -4691,7 +4691,7 @@
         <w:pStyle w:val="BodyText"/>
       </w:pPr>
       <w:r>
-        <w:t xml:space="preserve">볼코프: 몰랐던 거 알아요. 당신 방송 봤어요. 전부. 빨간 글씨까지.</w:t>
+        <w:t xml:space="preserve">볼코프: 몰랐던 거 알아요. 당신 방송을 빨간 글씨가 뜰 때까지 전부 봤어요.</w:t>
       </w:r>
     </w:p>
     <w:p>
@@ -4707,15 +4707,15 @@
         <w:pStyle w:val="BodyText"/>
       </w:pPr>
       <w:r>
-        <w:t xml:space="preserve">볼코프: 스티커로. 잘 말했네요. 내 의사가 두 명 다 볼 거예요. 비용은 — 내가. 전부. 관찰도.</w:t>
-      </w:r>
-    </w:p>
-    <w:p>
-      <w:pPr>
-        <w:pStyle w:val="BodyText"/>
-      </w:pPr>
-      <w:r>
-        <w:t xml:space="preserve">이리나: 공동 보고서를 쓰고 있어요. 번호, 사진, 날짜. 당신 브랜드를 따로 한 줄 넣을 수 있어요.</w:t>
+        <w:t xml:space="preserve">볼코프: 스티커로라… 잘 말했네요. 내 의사가 두 명 다 볼 거고, 관찰까지 비용은 전부 내가 내요.</w:t>
+      </w:r>
+    </w:p>
+    <w:p>
+      <w:pPr>
+        <w:pStyle w:val="BodyText"/>
+      </w:pPr>
+      <w:r>
+        <w:t xml:space="preserve">이리나: 번호, 사진, 날짜로 공동 보고서를 쓰고 있어요. 당신 브랜드를 따로 한 줄 넣을 수 있어요.</w:t>
       </w:r>
     </w:p>
     <w:p>
@@ -4731,63 +4731,63 @@
         <w:pStyle w:val="BodyText"/>
       </w:pPr>
       <w:r>
-        <w:t xml:space="preserve">크리스티나: 제가 말해도 될까요? 두 분 다에게.</w:t>
-      </w:r>
-    </w:p>
-    <w:p>
-      <w:pPr>
-        <w:pStyle w:val="BodyText"/>
-      </w:pPr>
-      <w:r>
-        <w:t xml:space="preserve">볼코프: 해요.</w:t>
-      </w:r>
-    </w:p>
-    <w:p>
-      <w:pPr>
-        <w:pStyle w:val="BodyText"/>
-      </w:pPr>
-      <w:r>
-        <w:t xml:space="preserve">크리스티나: 월요일에 수사관이 있어요. 그 얘긴 나랑 하면 안 된대요. 그래서 조언을 구하는 게 아니에요. 그냥 내가 결정했다고 알리는 거예요. 혼자서.</w:t>
-      </w:r>
-    </w:p>
-    <w:p>
-      <w:pPr>
-        <w:pStyle w:val="BodyText"/>
-      </w:pPr>
-      <w:r>
-        <w:t xml:space="preserve">디마: 크리스티나, 우린 할 수 없…</w:t>
-      </w:r>
-    </w:p>
-    <w:p>
-      <w:pPr>
-        <w:pStyle w:val="BodyText"/>
-      </w:pPr>
-      <w:r>
-        <w:t xml:space="preserve">크리스티나: 알아요. 아무것도 할 수 없죠. 내가 해요. 갈 거예요. 방송 녹화를 줄 거예요. 전부. 아르투르 전화번호도. 상자를 받아 오던 류베르치 창고 주소도.</w:t>
-      </w:r>
-    </w:p>
-    <w:p>
-      <w:pPr>
-        <w:pStyle w:val="BodyText"/>
-      </w:pPr>
-      <w:r>
-        <w:t xml:space="preserve">알렉세이: 그건 당신 결정이에요. 우리 것이 아니고. 우린 그걸 논의하지 않아요.</w:t>
-      </w:r>
-    </w:p>
-    <w:p>
-      <w:pPr>
-        <w:pStyle w:val="BodyText"/>
-      </w:pPr>
-      <w:r>
-        <w:t xml:space="preserve">크리스티나: 당신들 것이 아닌 거 알아요. 그래서 내 거예요. 3년 만의 첫 결정.</w:t>
-      </w:r>
-    </w:p>
-    <w:p>
-      <w:pPr>
-        <w:pStyle w:val="BodyText"/>
-      </w:pPr>
-      <w:r>
-        <w:t xml:space="preserve">볼코프: 아가씨, 보이코가 앙심을 품는다는 거 알아요? 내가 그를 해고했어요. 3년 동안 나한테 연락했어요.</w:t>
+        <w:t xml:space="preserve">크리스티나: 제가 뭔가 말해도 될까요? 중요한 거고, 두 분 다에게 하는 말이에요.</w:t>
+      </w:r>
+    </w:p>
+    <w:p>
+      <w:pPr>
+        <w:pStyle w:val="BodyText"/>
+      </w:pPr>
+      <w:r>
+        <w:t xml:space="preserve">볼코프: 해요, 아가씨, 잘 듣고 있어요.</w:t>
+      </w:r>
+    </w:p>
+    <w:p>
+      <w:pPr>
+        <w:pStyle w:val="BodyText"/>
+      </w:pPr>
+      <w:r>
+        <w:t xml:space="preserve">크리스티나: 월요일에 수사관이 있어요. 그 얘긴 나랑 하면 안 된대요. 그래서 조언을 구하는 게 아니에요. 그냥 내가 결정했다고 알리는 거예요. 혼자서, 누구 도움도 없이, 정말 오랜만에 처음으로요.</w:t>
+      </w:r>
+    </w:p>
+    <w:p>
+      <w:pPr>
+        <w:pStyle w:val="BodyText"/>
+      </w:pPr>
+      <w:r>
+        <w:t xml:space="preserve">디마: 크리스티나, 잠깐만요, 우린 그 얘길…</w:t>
+      </w:r>
+    </w:p>
+    <w:p>
+      <w:pPr>
+        <w:pStyle w:val="BodyText"/>
+      </w:pPr>
+      <w:r>
+        <w:t xml:space="preserve">크리스티나: 알아요, 아무것도 할 수 없죠. 그래서 내가 해요. 수사관에게 가서 방송 녹화를 전부 줄 거예요. 아르투르 전화번호도요. 상자를 받아 오던 류베르치 창고 주소도요.</w:t>
+      </w:r>
+    </w:p>
+    <w:p>
+      <w:pPr>
+        <w:pStyle w:val="BodyText"/>
+      </w:pPr>
+      <w:r>
+        <w:t xml:space="preserve">알렉세이: 그건 우리 게 아니라 당신 결정이고, 우린 그걸 논의하지 않아요.</w:t>
+      </w:r>
+    </w:p>
+    <w:p>
+      <w:pPr>
+        <w:pStyle w:val="BodyText"/>
+      </w:pPr>
+      <w:r>
+        <w:t xml:space="preserve">크리스티나: 당신들 것이 아닌 거 알아요. 그래서 내 거예요, 3년 만의 첫 결정이죠.</w:t>
+      </w:r>
+    </w:p>
+    <w:p>
+      <w:pPr>
+        <w:pStyle w:val="BodyText"/>
+      </w:pPr>
+      <w:r>
+        <w:t xml:space="preserve">볼코프: 아가씨, 보이코가 앙심을 품는 거 알아요? 내가 해고했더니 3년 동안 나한테 연락했어요.</w:t>
       </w:r>
     </w:p>
     <w:p>
@@ -4803,7 +4803,7 @@
         <w:pStyle w:val="BodyText"/>
       </w:pPr>
       <w:r>
-        <w:t xml:space="preserve">자이체프: 알렉세이, 나 스피커예요? 그럼 짧게. 크리스티나, 우리 관여 없이 스스로 결정하셨네요. 듣고 기록합니다. 이 얘긴 — 더 이상 한 마디도. 모두. 볼코프 씨도요.</w:t>
+        <w:t xml:space="preserve">자이체프: 알렉세이, 나 스피커예요? 그럼 짧게요. 크리스티나, 우리 관여 없이 스스로 결정하셨고, 듣고 기록합니다. 이 얘긴 볼코프 씨를 포함해 누구에게도 더 이상 한 마디도 하지 마세요. 사건에 중요하니까 모두 기억해 주세요.</w:t>
       </w:r>
     </w:p>
     <w:p>
@@ -4819,31 +4819,31 @@
         <w:pStyle w:val="BodyText"/>
       </w:pPr>
       <w:r>
-        <w:t xml:space="preserve">볼코프: 돼요. 같이 보라고 해요. 그 사람도 20년 동안 이런 결절을 못 봤어요.</w:t>
-      </w:r>
-    </w:p>
-    <w:p>
-      <w:pPr>
-        <w:pStyle w:val="BodyText"/>
-      </w:pPr>
-      <w:r>
-        <w:t xml:space="preserve">코르닐로바: 우리 모두 20년 동안 못 봤죠. 이제 자주 보게 될 거예요. 아무것도 안 하면.</w:t>
-      </w:r>
-    </w:p>
-    <w:p>
-      <w:pPr>
-        <w:pStyle w:val="BodyText"/>
-      </w:pPr>
-      <w:r>
-        <w:t xml:space="preserve">볼코프: 그럼 하죠. 같이. 부처에서도 이미 말했어요.</w:t>
-      </w:r>
-    </w:p>
-    <w:p>
-      <w:pPr>
-        <w:pStyle w:val="BodyText"/>
-      </w:pPr>
-      <w:r>
-        <w:t xml:space="preserve">코르닐로바: 부처에선 말하죠. 여기선 하고요. 갑시다.</w:t>
+        <w:t xml:space="preserve">볼코프: 돼요. 그 사람도 20년 동안 이런 결절을 못 봤으니 같이 보라고 해요.</w:t>
+      </w:r>
+    </w:p>
+    <w:p>
+      <w:pPr>
+        <w:pStyle w:val="BodyText"/>
+      </w:pPr>
+      <w:r>
+        <w:t xml:space="preserve">코르닐로바: 우리 모두 20년 동안 못 봤죠. 아무것도 안 하면 이제 자주 보게 될 거예요.</w:t>
+      </w:r>
+    </w:p>
+    <w:p>
+      <w:pPr>
+        <w:pStyle w:val="BodyText"/>
+      </w:pPr>
+      <w:r>
+        <w:t xml:space="preserve">볼코프: 그럼 같이 하죠. 부처에서도 이미 그렇게 말했어요.</w:t>
+      </w:r>
+    </w:p>
+    <w:p>
+      <w:pPr>
+        <w:pStyle w:val="BodyText"/>
+      </w:pPr>
+      <w:r>
+        <w:t xml:space="preserve">코르닐로바: 부처에선 말하고, 여기선 해요. 갑시다, 환자가 기다려요.</w:t>
       </w:r>
     </w:p>
     <w:bookmarkEnd w:id="36"/>
@@ -4861,87 +4861,87 @@
         <w:pStyle w:val="FirstParagraph"/>
       </w:pPr>
       <w:r>
-        <w:t xml:space="preserve">크리스티나: 디마. 질문해도 돼요? 월요일 얘기 말고.</w:t>
-      </w:r>
-    </w:p>
-    <w:p>
-      <w:pPr>
-        <w:pStyle w:val="BodyText"/>
-      </w:pPr>
-      <w:r>
-        <w:t xml:space="preserve">디마: 월요일 얘기는 — 안 돼요. 나머진 — 돼요.</w:t>
-      </w:r>
-    </w:p>
-    <w:p>
-      <w:pPr>
-        <w:pStyle w:val="BodyText"/>
-      </w:pPr>
-      <w:r>
-        <w:t xml:space="preserve">크리스티나: 다신 주사 안 놓을 거예요. 절대. 오늘 비카 손을 잡고 있을 때 알았어요. 하지만 이 일 곁에서 일하고 싶어요. 완전히 떠나지 말고. 이해해요?</w:t>
-      </w:r>
-    </w:p>
-    <w:p>
-      <w:pPr>
-        <w:pStyle w:val="BodyText"/>
-      </w:pPr>
-      <w:r>
-        <w:t xml:space="preserve">디마: 잘 모르겠어요.</w:t>
-      </w:r>
-    </w:p>
-    <w:p>
-      <w:pPr>
-        <w:pStyle w:val="BodyText"/>
-      </w:pPr>
-      <w:r>
-        <w:t xml:space="preserve">크리스티나: 보는 법을 배우고 싶어요. 하얀 점, 결절, 파란 그물. 그리고 다른 마스터들에게 보는 법을 가르치고 싶어요. 수백 명이에요. 날 알아요. 의사보다 날 먼저 믿을 거예요.</w:t>
-      </w:r>
-    </w:p>
-    <w:p>
-      <w:pPr>
-        <w:pStyle w:val="BodyText"/>
-      </w:pPr>
-      <w:r>
-        <w:t xml:space="preserve">코르닐로바: 미안해요, 엿들었어요. 크리스티나, 나한테 다시 말해 봐요.</w:t>
-      </w:r>
-    </w:p>
-    <w:p>
-      <w:pPr>
-        <w:pStyle w:val="BodyText"/>
-      </w:pPr>
-      <w:r>
-        <w:t xml:space="preserve">크리스티나: 마스터들에게 위험을 알아보는 법을 가르치고 싶어요. 놓는 법 말고. 보는 법.</w:t>
-      </w:r>
-    </w:p>
-    <w:p>
-      <w:pPr>
-        <w:pStyle w:val="BodyText"/>
-      </w:pPr>
-      <w:r>
-        <w:t xml:space="preserve">코르닐로바: 그건 내 말이에요. 그날 밤의. 알렉세이에게 줬고, 알렉세이가 당신에게 줬네요.</w:t>
-      </w:r>
-    </w:p>
-    <w:p>
-      <w:pPr>
-        <w:pStyle w:val="BodyText"/>
-      </w:pPr>
-      <w:r>
-        <w:t xml:space="preserve">크리스티나: 내가 가져도 돼요? 영원히?</w:t>
-      </w:r>
-    </w:p>
-    <w:p>
-      <w:pPr>
-        <w:pStyle w:val="BodyText"/>
-      </w:pPr>
-      <w:r>
-        <w:t xml:space="preserve">코르닐로바: 돼요. 하지만 먼저 — 시험. 모두처럼. 화요일 아침 8시.</w:t>
-      </w:r>
-    </w:p>
-    <w:p>
-      <w:pPr>
-        <w:pStyle w:val="BodyText"/>
-      </w:pPr>
-      <w:r>
-        <w:t xml:space="preserve">크리스티나: 화요일 8시. 알료나랑요. 알료나는 벌써 한 달째 다니잖아요.</w:t>
+        <w:t xml:space="preserve">크리스티나: 디마, 질문 하나 해도 돼요? 월요일 얘기는 아니에요.</w:t>
+      </w:r>
+    </w:p>
+    <w:p>
+      <w:pPr>
+        <w:pStyle w:val="BodyText"/>
+      </w:pPr>
+      <w:r>
+        <w:t xml:space="preserve">디마: 월요일 얘기는 안 되고, 나머지는 다 돼요.</w:t>
+      </w:r>
+    </w:p>
+    <w:p>
+      <w:pPr>
+        <w:pStyle w:val="BodyText"/>
+      </w:pPr>
+      <w:r>
+        <w:t xml:space="preserve">크리스티나: 다신 주사 안 놓을 거예요, 절대로. 오늘 비카 손을 잡고 있을 때 알았어요. 하지만 이 일 곁에서 일하고 싶어요, 완전히 떠나지 말고. 무슨 말인지 알아요? 이해해 주는 게 나한테 정말 중요해요.</w:t>
+      </w:r>
+    </w:p>
+    <w:p>
+      <w:pPr>
+        <w:pStyle w:val="BodyText"/>
+      </w:pPr>
+      <w:r>
+        <w:t xml:space="preserve">디마: 솔직히 잘 모르겠어요.</w:t>
+      </w:r>
+    </w:p>
+    <w:p>
+      <w:pPr>
+        <w:pStyle w:val="BodyText"/>
+      </w:pPr>
+      <w:r>
+        <w:t xml:space="preserve">크리스티나: 보는 법을 배우고 싶어요: 하얀 점, 결절, 파란 그물. 그리고 다른 마스터들에게 보는 법을 가르치고 싶어요, 수백 명이니까요. 그들은 날 알고, 내가 그들 중 하나니까 의사보다 날 먼저 믿을 거예요.</w:t>
+      </w:r>
+    </w:p>
+    <w:p>
+      <w:pPr>
+        <w:pStyle w:val="BodyText"/>
+      </w:pPr>
+      <w:r>
+        <w:t xml:space="preserve">코르닐로바: 미안해요, 우연히 엿들었어요. 크리스티나, 나한테 다시 말해 줄래요?</w:t>
+      </w:r>
+    </w:p>
+    <w:p>
+      <w:pPr>
+        <w:pStyle w:val="BodyText"/>
+      </w:pPr>
+      <w:r>
+        <w:t xml:space="preserve">크리스티나: 마스터들에게 위험을 알아보는 법을 가르치고 싶어요. 놓는 법 말고, 보는 법이요.</w:t>
+      </w:r>
+    </w:p>
+    <w:p>
+      <w:pPr>
+        <w:pStyle w:val="BodyText"/>
+      </w:pPr>
+      <w:r>
+        <w:t xml:space="preserve">코르닐로바: 그건 그날 밤의 내 말이에요. 알렉세이에게 줬는데, 알렉세이가 당신에게 줬나 보네요.</w:t>
+      </w:r>
+    </w:p>
+    <w:p>
+      <w:pPr>
+        <w:pStyle w:val="BodyText"/>
+      </w:pPr>
+      <w:r>
+        <w:t xml:space="preserve">크리스티나: 그 말, 내가 영원히 가져도 돼요?</w:t>
+      </w:r>
+    </w:p>
+    <w:p>
+      <w:pPr>
+        <w:pStyle w:val="BodyText"/>
+      </w:pPr>
+      <w:r>
+        <w:t xml:space="preserve">코르닐로바: 돼요. 하지만 먼저 모두처럼 시험을 봐요. 화요일 아침 8시예요.</w:t>
+      </w:r>
+    </w:p>
+    <w:p>
+      <w:pPr>
+        <w:pStyle w:val="BodyText"/>
+      </w:pPr>
+      <w:r>
+        <w:t xml:space="preserve">크리스티나: 화요일 8시, 알료나랑 같이요. 알료나는 벌써 한 달째 다니잖아요.</w:t>
       </w:r>
     </w:p>
     <w:p>
@@ -4957,23 +4957,23 @@
         <w:pStyle w:val="BodyText"/>
       </w:pPr>
       <w:r>
-        <w:t xml:space="preserve">디마: 크리스티나, 만약 아르투르가…</w:t>
-      </w:r>
-    </w:p>
-    <w:p>
-      <w:pPr>
-        <w:pStyle w:val="BodyText"/>
-      </w:pPr>
-      <w:r>
-        <w:t xml:space="preserve">크리스티나: 아르투르가 그러면 — 상담선에 전화할게요. 모두를 위한 거라고 했잖아요. 나까지도.</w:t>
-      </w:r>
-    </w:p>
-    <w:p>
-      <w:pPr>
-        <w:pStyle w:val="BodyText"/>
-      </w:pPr>
-      <w:r>
-        <w:t xml:space="preserve">디마: 모두를 위해서. 당신까지도.</w:t>
+        <w:t xml:space="preserve">디마: 크리스티나, 그런데 만약 아르투르가 갑자기…</w:t>
+      </w:r>
+    </w:p>
+    <w:p>
+      <w:pPr>
+        <w:pStyle w:val="BodyText"/>
+      </w:pPr>
+      <w:r>
+        <w:t xml:space="preserve">크리스티나: 아르투르가 그러면 상담선에 전화할게요. 모두를 위한 거라고, 나까지도라고 했잖아요.</w:t>
+      </w:r>
+    </w:p>
+    <w:p>
+      <w:pPr>
+        <w:pStyle w:val="BodyText"/>
+      </w:pPr>
+      <w:r>
+        <w:t xml:space="preserve">디마: 네, 상담선은 모두를 위한 거예요. 당신까지도.</w:t>
       </w:r>
     </w:p>
     <w:bookmarkEnd w:id="37"/>
